--- a/7-技术管理/运行记录类文件/TXHS-07-05-2026年度1-4月运维服务技术研发报告.docx
+++ b/7-技术管理/运行记录类文件/TXHS-07-05-2026年度1-4月运维服务技术研发报告.docx
@@ -21,7 +21,7 @@
         <w:spacing w:before="3120" w:beforeLines="1000"/>
         <w:textAlignment w:val="baseline"/>
       </w:pPr>
-      <w:bookmarkStart w:id="0" w:name="_Toc24054"/>
+      <w:bookmarkStart w:id="0" w:name="_Toc8684"/>
       <w:r>
         <w:drawing>
           <wp:anchor distT="0" distB="0" distL="114300" distR="114300" simplePos="0" relativeHeight="251661312" behindDoc="1" locked="0" layoutInCell="1" allowOverlap="1">
@@ -210,7 +210,7 @@
           <w:lang w:val="en-US" w:eastAsia="zh-CN"/>
         </w:rPr>
       </w:pPr>
-      <w:bookmarkStart w:id="1" w:name="_Toc6492"/>
+      <w:bookmarkStart w:id="1" w:name="_Toc29081"/>
       <w:r>
         <w:rPr>
           <w:rFonts w:hint="eastAsia"/>
@@ -1398,7 +1398,7 @@
                 <w:vertAlign w:val="baseline"/>
                 <w:lang w:val="en-US" w:eastAsia="zh-CN"/>
               </w:rPr>
-              <w:t>金天宇</w:t>
+              <w:t>吴桀</w:t>
             </w:r>
           </w:p>
         </w:tc>
@@ -1442,7 +1442,7 @@
                 <w:vertAlign w:val="baseline"/>
                 <w:lang w:val="en-US" w:eastAsia="zh-CN"/>
               </w:rPr>
-              <w:t>陈凯</w:t>
+              <w:t>茅建根</w:t>
             </w:r>
           </w:p>
         </w:tc>
@@ -2111,24 +2111,12 @@
         <w:p>
           <w:pPr>
             <w:pStyle w:val="16"/>
-            <w:keepNext w:val="0"/>
-            <w:keepLines w:val="0"/>
-            <w:pageBreakBefore w:val="0"/>
-            <w:widowControl w:val="0"/>
             <w:tabs>
               <w:tab w:val="right" w:leader="dot" w:pos="8306"/>
             </w:tabs>
-            <w:kinsoku w:val="0"/>
-            <w:wordWrap/>
-            <w:overflowPunct/>
-            <w:topLinePunct w:val="0"/>
-            <w:autoSpaceDE w:val="0"/>
-            <w:autoSpaceDN w:val="0"/>
-            <w:bidi w:val="0"/>
-            <w:adjustRightInd w:val="0"/>
-            <w:snapToGrid w:val="0"/>
-            <w:textAlignment w:val="baseline"/>
           </w:pPr>
+          <w:bookmarkStart w:id="12" w:name="_GoBack"/>
+          <w:bookmarkEnd w:id="12"/>
           <w:r>
             <w:rPr>
               <w:rFonts w:hint="eastAsia" w:ascii="宋体" w:hAnsi="宋体" w:eastAsia="宋体" w:cs="宋体"/>
@@ -2165,7 +2153,7 @@
               <w:rFonts w:hint="eastAsia" w:ascii="宋体" w:hAnsi="宋体" w:eastAsia="宋体" w:cs="宋体"/>
               <w:szCs w:val="24"/>
             </w:rPr>
-            <w:instrText xml:space="preserve"> HYPERLINK \l _Toc24054 </w:instrText>
+            <w:instrText xml:space="preserve"> HYPERLINK \l _Toc8684 </w:instrText>
           </w:r>
           <w:r>
             <w:rPr>
@@ -2188,7 +2176,7 @@
             <w:fldChar w:fldCharType="begin"/>
           </w:r>
           <w:r>
-            <w:instrText xml:space="preserve"> PAGEREF _Toc24054 \h </w:instrText>
+            <w:instrText xml:space="preserve"> PAGEREF _Toc8684 \h </w:instrText>
           </w:r>
           <w:r>
             <w:fldChar w:fldCharType="separate"/>
@@ -2210,23 +2198,9 @@
         <w:p>
           <w:pPr>
             <w:pStyle w:val="16"/>
-            <w:keepNext w:val="0"/>
-            <w:keepLines w:val="0"/>
-            <w:pageBreakBefore w:val="0"/>
-            <w:widowControl w:val="0"/>
             <w:tabs>
               <w:tab w:val="right" w:leader="dot" w:pos="8306"/>
             </w:tabs>
-            <w:kinsoku w:val="0"/>
-            <w:wordWrap/>
-            <w:overflowPunct/>
-            <w:topLinePunct w:val="0"/>
-            <w:autoSpaceDE w:val="0"/>
-            <w:autoSpaceDN w:val="0"/>
-            <w:bidi w:val="0"/>
-            <w:adjustRightInd w:val="0"/>
-            <w:snapToGrid w:val="0"/>
-            <w:textAlignment w:val="baseline"/>
           </w:pPr>
           <w:r>
             <w:rPr>
@@ -2240,7 +2214,7 @@
               <w:rFonts w:hint="eastAsia" w:ascii="宋体" w:hAnsi="宋体" w:eastAsia="宋体" w:cs="宋体"/>
               <w:szCs w:val="24"/>
             </w:rPr>
-            <w:instrText xml:space="preserve"> HYPERLINK \l _Toc6492 </w:instrText>
+            <w:instrText xml:space="preserve"> HYPERLINK \l _Toc29081 </w:instrText>
           </w:r>
           <w:r>
             <w:rPr>
@@ -2263,7 +2237,7 @@
             <w:fldChar w:fldCharType="begin"/>
           </w:r>
           <w:r>
-            <w:instrText xml:space="preserve"> PAGEREF _Toc6492 \h </w:instrText>
+            <w:instrText xml:space="preserve"> PAGEREF _Toc29081 \h </w:instrText>
           </w:r>
           <w:r>
             <w:fldChar w:fldCharType="separate"/>
@@ -2285,23 +2259,9 @@
         <w:p>
           <w:pPr>
             <w:pStyle w:val="16"/>
-            <w:keepNext w:val="0"/>
-            <w:keepLines w:val="0"/>
-            <w:pageBreakBefore w:val="0"/>
-            <w:widowControl w:val="0"/>
             <w:tabs>
               <w:tab w:val="right" w:leader="dot" w:pos="8306"/>
             </w:tabs>
-            <w:kinsoku w:val="0"/>
-            <w:wordWrap/>
-            <w:overflowPunct/>
-            <w:topLinePunct w:val="0"/>
-            <w:autoSpaceDE w:val="0"/>
-            <w:autoSpaceDN w:val="0"/>
-            <w:bidi w:val="0"/>
-            <w:adjustRightInd w:val="0"/>
-            <w:snapToGrid w:val="0"/>
-            <w:textAlignment w:val="baseline"/>
           </w:pPr>
           <w:r>
             <w:rPr>
@@ -2315,7 +2275,7 @@
               <w:rFonts w:hint="eastAsia" w:ascii="宋体" w:hAnsi="宋体" w:eastAsia="宋体" w:cs="宋体"/>
               <w:szCs w:val="24"/>
             </w:rPr>
-            <w:instrText xml:space="preserve"> HYPERLINK \l _Toc2447 </w:instrText>
+            <w:instrText xml:space="preserve"> HYPERLINK \l _Toc20628 </w:instrText>
           </w:r>
           <w:r>
             <w:rPr>
@@ -2345,7 +2305,7 @@
             <w:fldChar w:fldCharType="begin"/>
           </w:r>
           <w:r>
-            <w:instrText xml:space="preserve"> PAGEREF _Toc2447 \h </w:instrText>
+            <w:instrText xml:space="preserve"> PAGEREF _Toc20628 \h </w:instrText>
           </w:r>
           <w:r>
             <w:fldChar w:fldCharType="separate"/>
@@ -2367,23 +2327,9 @@
         <w:p>
           <w:pPr>
             <w:pStyle w:val="16"/>
-            <w:keepNext w:val="0"/>
-            <w:keepLines w:val="0"/>
-            <w:pageBreakBefore w:val="0"/>
-            <w:widowControl w:val="0"/>
             <w:tabs>
               <w:tab w:val="right" w:leader="dot" w:pos="8306"/>
             </w:tabs>
-            <w:kinsoku w:val="0"/>
-            <w:wordWrap/>
-            <w:overflowPunct/>
-            <w:topLinePunct w:val="0"/>
-            <w:autoSpaceDE w:val="0"/>
-            <w:autoSpaceDN w:val="0"/>
-            <w:bidi w:val="0"/>
-            <w:adjustRightInd w:val="0"/>
-            <w:snapToGrid w:val="0"/>
-            <w:textAlignment w:val="baseline"/>
           </w:pPr>
           <w:r>
             <w:rPr>
@@ -2397,7 +2343,7 @@
               <w:rFonts w:hint="eastAsia" w:ascii="宋体" w:hAnsi="宋体" w:eastAsia="宋体" w:cs="宋体"/>
               <w:szCs w:val="24"/>
             </w:rPr>
-            <w:instrText xml:space="preserve"> HYPERLINK \l _Toc15028 </w:instrText>
+            <w:instrText xml:space="preserve"> HYPERLINK \l _Toc16906 </w:instrText>
           </w:r>
           <w:r>
             <w:rPr>
@@ -2427,7 +2373,7 @@
             <w:fldChar w:fldCharType="begin"/>
           </w:r>
           <w:r>
-            <w:instrText xml:space="preserve"> PAGEREF _Toc15028 \h </w:instrText>
+            <w:instrText xml:space="preserve"> PAGEREF _Toc16906 \h </w:instrText>
           </w:r>
           <w:r>
             <w:fldChar w:fldCharType="separate"/>
@@ -2449,23 +2395,9 @@
         <w:p>
           <w:pPr>
             <w:pStyle w:val="17"/>
-            <w:keepNext w:val="0"/>
-            <w:keepLines w:val="0"/>
-            <w:pageBreakBefore w:val="0"/>
-            <w:widowControl w:val="0"/>
             <w:tabs>
               <w:tab w:val="right" w:leader="dot" w:pos="8306"/>
             </w:tabs>
-            <w:kinsoku w:val="0"/>
-            <w:wordWrap/>
-            <w:overflowPunct/>
-            <w:topLinePunct w:val="0"/>
-            <w:autoSpaceDE w:val="0"/>
-            <w:autoSpaceDN w:val="0"/>
-            <w:bidi w:val="0"/>
-            <w:adjustRightInd w:val="0"/>
-            <w:snapToGrid w:val="0"/>
-            <w:textAlignment w:val="baseline"/>
           </w:pPr>
           <w:r>
             <w:rPr>
@@ -2479,7 +2411,7 @@
               <w:rFonts w:hint="eastAsia" w:ascii="宋体" w:hAnsi="宋体" w:eastAsia="宋体" w:cs="宋体"/>
               <w:szCs w:val="24"/>
             </w:rPr>
-            <w:instrText xml:space="preserve"> HYPERLINK \l _Toc10038 </w:instrText>
+            <w:instrText xml:space="preserve"> HYPERLINK \l _Toc6438 </w:instrText>
           </w:r>
           <w:r>
             <w:rPr>
@@ -2509,7 +2441,7 @@
             <w:fldChar w:fldCharType="begin"/>
           </w:r>
           <w:r>
-            <w:instrText xml:space="preserve"> PAGEREF _Toc10038 \h </w:instrText>
+            <w:instrText xml:space="preserve"> PAGEREF _Toc6438 \h </w:instrText>
           </w:r>
           <w:r>
             <w:fldChar w:fldCharType="separate"/>
@@ -2531,23 +2463,9 @@
         <w:p>
           <w:pPr>
             <w:pStyle w:val="17"/>
-            <w:keepNext w:val="0"/>
-            <w:keepLines w:val="0"/>
-            <w:pageBreakBefore w:val="0"/>
-            <w:widowControl w:val="0"/>
             <w:tabs>
               <w:tab w:val="right" w:leader="dot" w:pos="8306"/>
             </w:tabs>
-            <w:kinsoku w:val="0"/>
-            <w:wordWrap/>
-            <w:overflowPunct/>
-            <w:topLinePunct w:val="0"/>
-            <w:autoSpaceDE w:val="0"/>
-            <w:autoSpaceDN w:val="0"/>
-            <w:bidi w:val="0"/>
-            <w:adjustRightInd w:val="0"/>
-            <w:snapToGrid w:val="0"/>
-            <w:textAlignment w:val="baseline"/>
           </w:pPr>
           <w:r>
             <w:rPr>
@@ -2561,7 +2479,7 @@
               <w:rFonts w:hint="eastAsia" w:ascii="宋体" w:hAnsi="宋体" w:eastAsia="宋体" w:cs="宋体"/>
               <w:szCs w:val="24"/>
             </w:rPr>
-            <w:instrText xml:space="preserve"> HYPERLINK \l _Toc4685 </w:instrText>
+            <w:instrText xml:space="preserve"> HYPERLINK \l _Toc19783 </w:instrText>
           </w:r>
           <w:r>
             <w:rPr>
@@ -2591,7 +2509,7 @@
             <w:fldChar w:fldCharType="begin"/>
           </w:r>
           <w:r>
-            <w:instrText xml:space="preserve"> PAGEREF _Toc4685 \h </w:instrText>
+            <w:instrText xml:space="preserve"> PAGEREF _Toc19783 \h </w:instrText>
           </w:r>
           <w:r>
             <w:fldChar w:fldCharType="separate"/>
@@ -2613,23 +2531,9 @@
         <w:p>
           <w:pPr>
             <w:pStyle w:val="17"/>
-            <w:keepNext w:val="0"/>
-            <w:keepLines w:val="0"/>
-            <w:pageBreakBefore w:val="0"/>
-            <w:widowControl w:val="0"/>
             <w:tabs>
               <w:tab w:val="right" w:leader="dot" w:pos="8306"/>
             </w:tabs>
-            <w:kinsoku w:val="0"/>
-            <w:wordWrap/>
-            <w:overflowPunct/>
-            <w:topLinePunct w:val="0"/>
-            <w:autoSpaceDE w:val="0"/>
-            <w:autoSpaceDN w:val="0"/>
-            <w:bidi w:val="0"/>
-            <w:adjustRightInd w:val="0"/>
-            <w:snapToGrid w:val="0"/>
-            <w:textAlignment w:val="baseline"/>
           </w:pPr>
           <w:r>
             <w:rPr>
@@ -2643,7 +2547,7 @@
               <w:rFonts w:hint="eastAsia" w:ascii="宋体" w:hAnsi="宋体" w:eastAsia="宋体" w:cs="宋体"/>
               <w:szCs w:val="24"/>
             </w:rPr>
-            <w:instrText xml:space="preserve"> HYPERLINK \l _Toc28133 </w:instrText>
+            <w:instrText xml:space="preserve"> HYPERLINK \l _Toc4278 </w:instrText>
           </w:r>
           <w:r>
             <w:rPr>
@@ -2673,7 +2577,7 @@
             <w:fldChar w:fldCharType="begin"/>
           </w:r>
           <w:r>
-            <w:instrText xml:space="preserve"> PAGEREF _Toc28133 \h </w:instrText>
+            <w:instrText xml:space="preserve"> PAGEREF _Toc4278 \h </w:instrText>
           </w:r>
           <w:r>
             <w:fldChar w:fldCharType="separate"/>
@@ -2695,23 +2599,9 @@
         <w:p>
           <w:pPr>
             <w:pStyle w:val="16"/>
-            <w:keepNext w:val="0"/>
-            <w:keepLines w:val="0"/>
-            <w:pageBreakBefore w:val="0"/>
-            <w:widowControl w:val="0"/>
             <w:tabs>
               <w:tab w:val="right" w:leader="dot" w:pos="8306"/>
             </w:tabs>
-            <w:kinsoku w:val="0"/>
-            <w:wordWrap/>
-            <w:overflowPunct/>
-            <w:topLinePunct w:val="0"/>
-            <w:autoSpaceDE w:val="0"/>
-            <w:autoSpaceDN w:val="0"/>
-            <w:bidi w:val="0"/>
-            <w:adjustRightInd w:val="0"/>
-            <w:snapToGrid w:val="0"/>
-            <w:textAlignment w:val="baseline"/>
           </w:pPr>
           <w:r>
             <w:rPr>
@@ -2725,7 +2615,7 @@
               <w:rFonts w:hint="eastAsia" w:ascii="宋体" w:hAnsi="宋体" w:eastAsia="宋体" w:cs="宋体"/>
               <w:szCs w:val="24"/>
             </w:rPr>
-            <w:instrText xml:space="preserve"> HYPERLINK \l _Toc14456 </w:instrText>
+            <w:instrText xml:space="preserve"> HYPERLINK \l _Toc16999 </w:instrText>
           </w:r>
           <w:r>
             <w:rPr>
@@ -2755,7 +2645,7 @@
             <w:fldChar w:fldCharType="begin"/>
           </w:r>
           <w:r>
-            <w:instrText xml:space="preserve"> PAGEREF _Toc14456 \h </w:instrText>
+            <w:instrText xml:space="preserve"> PAGEREF _Toc16999 \h </w:instrText>
           </w:r>
           <w:r>
             <w:fldChar w:fldCharType="separate"/>
@@ -2777,23 +2667,9 @@
         <w:p>
           <w:pPr>
             <w:pStyle w:val="16"/>
-            <w:keepNext w:val="0"/>
-            <w:keepLines w:val="0"/>
-            <w:pageBreakBefore w:val="0"/>
-            <w:widowControl w:val="0"/>
             <w:tabs>
               <w:tab w:val="right" w:leader="dot" w:pos="8306"/>
             </w:tabs>
-            <w:kinsoku w:val="0"/>
-            <w:wordWrap/>
-            <w:overflowPunct/>
-            <w:topLinePunct w:val="0"/>
-            <w:autoSpaceDE w:val="0"/>
-            <w:autoSpaceDN w:val="0"/>
-            <w:bidi w:val="0"/>
-            <w:adjustRightInd w:val="0"/>
-            <w:snapToGrid w:val="0"/>
-            <w:textAlignment w:val="baseline"/>
           </w:pPr>
           <w:r>
             <w:rPr>
@@ -2807,7 +2683,7 @@
               <w:rFonts w:hint="eastAsia" w:ascii="宋体" w:hAnsi="宋体" w:eastAsia="宋体" w:cs="宋体"/>
               <w:szCs w:val="24"/>
             </w:rPr>
-            <w:instrText xml:space="preserve"> HYPERLINK \l _Toc25821 </w:instrText>
+            <w:instrText xml:space="preserve"> HYPERLINK \l _Toc9991 </w:instrText>
           </w:r>
           <w:r>
             <w:rPr>
@@ -2828,7 +2704,7 @@
               <w:rFonts w:hint="eastAsia"/>
               <w:lang w:val="en-US" w:eastAsia="zh-CN"/>
             </w:rPr>
-            <w:t>资金使用情况</w:t>
+            <w:t>研发资源</w:t>
           </w:r>
           <w:r>
             <w:tab/>
@@ -2837,7 +2713,7 @@
             <w:fldChar w:fldCharType="begin"/>
           </w:r>
           <w:r>
-            <w:instrText xml:space="preserve"> PAGEREF _Toc25821 \h </w:instrText>
+            <w:instrText xml:space="preserve"> PAGEREF _Toc9991 \h </w:instrText>
           </w:r>
           <w:r>
             <w:fldChar w:fldCharType="separate"/>
@@ -2858,24 +2734,10 @@
         </w:p>
         <w:p>
           <w:pPr>
-            <w:pStyle w:val="16"/>
-            <w:keepNext w:val="0"/>
-            <w:keepLines w:val="0"/>
-            <w:pageBreakBefore w:val="0"/>
-            <w:widowControl w:val="0"/>
+            <w:pStyle w:val="17"/>
             <w:tabs>
               <w:tab w:val="right" w:leader="dot" w:pos="8306"/>
             </w:tabs>
-            <w:kinsoku w:val="0"/>
-            <w:wordWrap/>
-            <w:overflowPunct/>
-            <w:topLinePunct w:val="0"/>
-            <w:autoSpaceDE w:val="0"/>
-            <w:autoSpaceDN w:val="0"/>
-            <w:bidi w:val="0"/>
-            <w:adjustRightInd w:val="0"/>
-            <w:snapToGrid w:val="0"/>
-            <w:textAlignment w:val="baseline"/>
           </w:pPr>
           <w:r>
             <w:rPr>
@@ -2889,7 +2751,7 @@
               <w:rFonts w:hint="eastAsia" w:ascii="宋体" w:hAnsi="宋体" w:eastAsia="宋体" w:cs="宋体"/>
               <w:szCs w:val="24"/>
             </w:rPr>
-            <w:instrText xml:space="preserve"> HYPERLINK \l _Toc3778 </w:instrText>
+            <w:instrText xml:space="preserve"> HYPERLINK \l _Toc772 </w:instrText>
           </w:r>
           <w:r>
             <w:rPr>
@@ -2903,6 +2765,142 @@
               <w:rFonts w:hint="default"/>
               <w:lang w:val="en-US" w:eastAsia="zh-CN"/>
             </w:rPr>
+            <w:t xml:space="preserve">4.1. </w:t>
+          </w:r>
+          <w:r>
+            <w:rPr>
+              <w:rFonts w:hint="eastAsia"/>
+              <w:lang w:val="en-US" w:eastAsia="zh-CN"/>
+            </w:rPr>
+            <w:t>研发人员投入情况</w:t>
+          </w:r>
+          <w:r>
+            <w:tab/>
+          </w:r>
+          <w:r>
+            <w:fldChar w:fldCharType="begin"/>
+          </w:r>
+          <w:r>
+            <w:instrText xml:space="preserve"> PAGEREF _Toc772 \h </w:instrText>
+          </w:r>
+          <w:r>
+            <w:fldChar w:fldCharType="separate"/>
+          </w:r>
+          <w:r>
+            <w:t>5</w:t>
+          </w:r>
+          <w:r>
+            <w:fldChar w:fldCharType="end"/>
+          </w:r>
+          <w:r>
+            <w:rPr>
+              <w:rFonts w:hint="eastAsia" w:ascii="宋体" w:hAnsi="宋体" w:eastAsia="宋体" w:cs="宋体"/>
+              <w:szCs w:val="24"/>
+            </w:rPr>
+            <w:fldChar w:fldCharType="end"/>
+          </w:r>
+        </w:p>
+        <w:p>
+          <w:pPr>
+            <w:pStyle w:val="17"/>
+            <w:tabs>
+              <w:tab w:val="right" w:leader="dot" w:pos="8306"/>
+            </w:tabs>
+          </w:pPr>
+          <w:r>
+            <w:rPr>
+              <w:rFonts w:hint="eastAsia" w:ascii="宋体" w:hAnsi="宋体" w:eastAsia="宋体" w:cs="宋体"/>
+              <w:szCs w:val="24"/>
+            </w:rPr>
+            <w:fldChar w:fldCharType="begin"/>
+          </w:r>
+          <w:r>
+            <w:rPr>
+              <w:rFonts w:hint="eastAsia" w:ascii="宋体" w:hAnsi="宋体" w:eastAsia="宋体" w:cs="宋体"/>
+              <w:szCs w:val="24"/>
+            </w:rPr>
+            <w:instrText xml:space="preserve"> HYPERLINK \l _Toc11428 </w:instrText>
+          </w:r>
+          <w:r>
+            <w:rPr>
+              <w:rFonts w:hint="eastAsia" w:ascii="宋体" w:hAnsi="宋体" w:eastAsia="宋体" w:cs="宋体"/>
+              <w:szCs w:val="24"/>
+            </w:rPr>
+            <w:fldChar w:fldCharType="separate"/>
+          </w:r>
+          <w:r>
+            <w:rPr>
+              <w:rFonts w:hint="default"/>
+              <w:lang w:val="en-US" w:eastAsia="zh-CN"/>
+            </w:rPr>
+            <w:t xml:space="preserve">4.2. </w:t>
+          </w:r>
+          <w:r>
+            <w:rPr>
+              <w:rFonts w:hint="eastAsia"/>
+              <w:lang w:val="en-US" w:eastAsia="zh-CN"/>
+            </w:rPr>
+            <w:t>研发经费使用情况</w:t>
+          </w:r>
+          <w:r>
+            <w:tab/>
+          </w:r>
+          <w:r>
+            <w:fldChar w:fldCharType="begin"/>
+          </w:r>
+          <w:r>
+            <w:instrText xml:space="preserve"> PAGEREF _Toc11428 \h </w:instrText>
+          </w:r>
+          <w:r>
+            <w:fldChar w:fldCharType="separate"/>
+          </w:r>
+          <w:r>
+            <w:t>5</w:t>
+          </w:r>
+          <w:r>
+            <w:fldChar w:fldCharType="end"/>
+          </w:r>
+          <w:r>
+            <w:rPr>
+              <w:rFonts w:hint="eastAsia" w:ascii="宋体" w:hAnsi="宋体" w:eastAsia="宋体" w:cs="宋体"/>
+              <w:szCs w:val="24"/>
+            </w:rPr>
+            <w:fldChar w:fldCharType="end"/>
+          </w:r>
+        </w:p>
+        <w:p>
+          <w:pPr>
+            <w:pStyle w:val="16"/>
+            <w:tabs>
+              <w:tab w:val="right" w:leader="dot" w:pos="8306"/>
+            </w:tabs>
+          </w:pPr>
+          <w:r>
+            <w:rPr>
+              <w:rFonts w:hint="eastAsia" w:ascii="宋体" w:hAnsi="宋体" w:eastAsia="宋体" w:cs="宋体"/>
+              <w:szCs w:val="24"/>
+            </w:rPr>
+            <w:fldChar w:fldCharType="begin"/>
+          </w:r>
+          <w:r>
+            <w:rPr>
+              <w:rFonts w:hint="eastAsia" w:ascii="宋体" w:hAnsi="宋体" w:eastAsia="宋体" w:cs="宋体"/>
+              <w:szCs w:val="24"/>
+            </w:rPr>
+            <w:instrText xml:space="preserve"> HYPERLINK \l _Toc9577 </w:instrText>
+          </w:r>
+          <w:r>
+            <w:rPr>
+              <w:rFonts w:hint="eastAsia" w:ascii="宋体" w:hAnsi="宋体" w:eastAsia="宋体" w:cs="宋体"/>
+              <w:szCs w:val="24"/>
+            </w:rPr>
+            <w:fldChar w:fldCharType="separate"/>
+          </w:r>
+          <w:r>
+            <w:rPr>
+              <w:rFonts w:hint="default"/>
+              <w:lang w:val="en-US" w:eastAsia="zh-CN"/>
+            </w:rPr>
             <w:t xml:space="preserve">5. </w:t>
           </w:r>
           <w:r>
@@ -2926,13 +2924,13 @@
             <w:fldChar w:fldCharType="begin"/>
           </w:r>
           <w:r>
-            <w:instrText xml:space="preserve"> PAGEREF _Toc3778 \h </w:instrText>
+            <w:instrText xml:space="preserve"> PAGEREF _Toc9577 \h </w:instrText>
           </w:r>
           <w:r>
             <w:fldChar w:fldCharType="separate"/>
           </w:r>
           <w:r>
-            <w:t>5</w:t>
+            <w:t>6</w:t>
           </w:r>
           <w:r>
             <w:fldChar w:fldCharType="end"/>
@@ -3042,7 +3040,7 @@
           <w:lang w:val="en-US" w:eastAsia="zh-CN"/>
         </w:rPr>
       </w:pPr>
-      <w:bookmarkStart w:id="2" w:name="_Toc2447"/>
+      <w:bookmarkStart w:id="2" w:name="_Toc20628"/>
       <w:r>
         <w:rPr>
           <w:rFonts w:hint="eastAsia"/>
@@ -3099,7 +3097,7 @@
           <w:lang w:val="en-US" w:eastAsia="zh-CN"/>
         </w:rPr>
       </w:pPr>
-      <w:bookmarkStart w:id="3" w:name="_Toc15028"/>
+      <w:bookmarkStart w:id="3" w:name="_Toc16906"/>
       <w:r>
         <w:rPr>
           <w:rFonts w:hint="eastAsia"/>
@@ -3131,7 +3129,7 @@
           <w:lang w:val="en-US" w:eastAsia="zh-CN"/>
         </w:rPr>
       </w:pPr>
-      <w:bookmarkStart w:id="4" w:name="_Toc10038"/>
+      <w:bookmarkStart w:id="4" w:name="_Toc6438"/>
       <w:r>
         <w:rPr>
           <w:rFonts w:hint="eastAsia"/>
@@ -4222,7 +4220,7 @@
           <w:lang w:val="en-US" w:eastAsia="zh-CN"/>
         </w:rPr>
       </w:pPr>
-      <w:bookmarkStart w:id="5" w:name="_Toc4685"/>
+      <w:bookmarkStart w:id="5" w:name="_Toc19783"/>
       <w:r>
         <w:rPr>
           <w:rFonts w:hint="eastAsia"/>
@@ -5045,7 +5043,7 @@
               <w:bottom w:val="nil"/>
               <w:right w:val="single" w:color="auto" w:sz="12" w:space="0"/>
             </w:tcBorders>
-            <w:shd w:val="clear"/>
+            <w:shd w:val="clear" w:color="auto" w:fill="auto"/>
             <w:tcMar>
               <w:top w:w="60" w:type="dxa"/>
               <w:left w:w="120" w:type="dxa"/>
@@ -5253,7 +5251,7 @@
               <w:bottom w:val="single" w:color="auto" w:sz="12" w:space="0"/>
               <w:right w:val="single" w:color="auto" w:sz="12" w:space="0"/>
             </w:tcBorders>
-            <w:shd w:val="clear"/>
+            <w:shd w:val="clear" w:color="auto" w:fill="auto"/>
             <w:tcMar>
               <w:top w:w="60" w:type="dxa"/>
               <w:left w:w="120" w:type="dxa"/>
@@ -5325,7 +5323,7 @@
           <w:lang w:val="en-US" w:eastAsia="zh-CN"/>
         </w:rPr>
       </w:pPr>
-      <w:bookmarkStart w:id="6" w:name="_Toc28133"/>
+      <w:bookmarkStart w:id="6" w:name="_Toc4278"/>
       <w:r>
         <w:rPr>
           <w:rFonts w:hint="eastAsia"/>
@@ -5338,7 +5336,7 @@
     <w:tbl>
       <w:tblPr>
         <w:tblStyle w:val="20"/>
-        <w:tblW w:w="10302" w:type="dxa"/>
+        <w:tblW w:w="8773" w:type="dxa"/>
         <w:jc w:val="center"/>
         <w:tblBorders>
           <w:top w:val="none" w:color="auto" w:sz="0" w:space="0"/>
@@ -5357,13 +5355,12 @@
         </w:tblCellMar>
       </w:tblPr>
       <w:tblGrid>
-        <w:gridCol w:w="621"/>
-        <w:gridCol w:w="1103"/>
-        <w:gridCol w:w="1770"/>
-        <w:gridCol w:w="2900"/>
+        <w:gridCol w:w="835"/>
+        <w:gridCol w:w="2388"/>
+        <w:gridCol w:w="2320"/>
         <w:gridCol w:w="1220"/>
-        <w:gridCol w:w="1585"/>
-        <w:gridCol w:w="1103"/>
+        <w:gridCol w:w="1136"/>
+        <w:gridCol w:w="874"/>
       </w:tblGrid>
       <w:tr>
         <w:tblPrEx>
@@ -5389,56 +5386,7 @@
         </w:trPr>
         <w:tc>
           <w:tcPr>
-            <w:tcW w:w="621" w:type="dxa"/>
-            <w:tcBorders>
-              <w:top w:val="single" w:color="auto" w:sz="12" w:space="0"/>
-              <w:left w:val="single" w:color="auto" w:sz="12" w:space="0"/>
-              <w:bottom w:val="nil"/>
-              <w:right w:val="nil"/>
-            </w:tcBorders>
-            <w:tcMar>
-              <w:top w:w="60" w:type="dxa"/>
-              <w:left w:w="120" w:type="dxa"/>
-              <w:bottom w:w="30" w:type="dxa"/>
-              <w:right w:w="120" w:type="dxa"/>
-            </w:tcMar>
-            <w:vAlign w:val="center"/>
-          </w:tcPr>
-          <w:p>
-            <w:pPr>
-              <w:pStyle w:val="29"/>
-              <w:keepNext w:val="0"/>
-              <w:keepLines w:val="0"/>
-              <w:pageBreakBefore w:val="0"/>
-              <w:widowControl w:val="0"/>
-              <w:kinsoku w:val="0"/>
-              <w:wordWrap/>
-              <w:overflowPunct/>
-              <w:topLinePunct w:val="0"/>
-              <w:autoSpaceDE w:val="0"/>
-              <w:autoSpaceDN w:val="0"/>
-              <w:bidi w:val="0"/>
-              <w:adjustRightInd w:val="0"/>
-              <w:snapToGrid w:val="0"/>
-              <w:spacing w:line="240" w:lineRule="auto"/>
-              <w:ind w:left="0" w:leftChars="0" w:right="0" w:rightChars="0" w:firstLine="0" w:firstLineChars="0"/>
-              <w:jc w:val="center"/>
-              <w:textAlignment w:val="baseline"/>
-              <w:rPr>
-                <w:b/>
-              </w:rPr>
-            </w:pPr>
-            <w:r>
-              <w:rPr>
-                <w:b/>
-              </w:rPr>
-              <w:t>编号</w:t>
-            </w:r>
-          </w:p>
-        </w:tc>
-        <w:tc>
-          <w:tcPr>
-            <w:tcW w:w="1103" w:type="dxa"/>
+            <w:tcW w:w="835" w:type="dxa"/>
             <w:tcBorders>
               <w:top w:val="single" w:color="auto" w:sz="12" w:space="0"/>
               <w:left w:val="single" w:color="auto" w:sz="4" w:space="0"/>
@@ -5487,7 +5435,7 @@
         </w:tc>
         <w:tc>
           <w:tcPr>
-            <w:tcW w:w="0" w:type="auto"/>
+            <w:tcW w:w="2388" w:type="dxa"/>
             <w:tcBorders>
               <w:top w:val="single" w:color="auto" w:sz="12" w:space="0"/>
               <w:left w:val="single" w:color="auto" w:sz="4" w:space="0"/>
@@ -5536,7 +5484,7 @@
         </w:tc>
         <w:tc>
           <w:tcPr>
-            <w:tcW w:w="2900" w:type="dxa"/>
+            <w:tcW w:w="2320" w:type="dxa"/>
             <w:tcBorders>
               <w:top w:val="single" w:color="auto" w:sz="12" w:space="0"/>
               <w:left w:val="single" w:color="auto" w:sz="4" w:space="0"/>
@@ -5634,7 +5582,7 @@
         </w:tc>
         <w:tc>
           <w:tcPr>
-            <w:tcW w:w="1585" w:type="dxa"/>
+            <w:tcW w:w="1136" w:type="dxa"/>
             <w:tcBorders>
               <w:top w:val="single" w:color="auto" w:sz="12" w:space="0"/>
               <w:left w:val="single" w:color="auto" w:sz="4" w:space="0"/>
@@ -5683,7 +5631,7 @@
         </w:tc>
         <w:tc>
           <w:tcPr>
-            <w:tcW w:w="1103" w:type="dxa"/>
+            <w:tcW w:w="874" w:type="dxa"/>
             <w:tcBorders>
               <w:top w:val="single" w:color="auto" w:sz="12" w:space="0"/>
               <w:left w:val="single" w:color="auto" w:sz="4" w:space="0"/>
@@ -5758,50 +5706,7 @@
         </w:trPr>
         <w:tc>
           <w:tcPr>
-            <w:tcW w:w="621" w:type="dxa"/>
-            <w:tcBorders>
-              <w:top w:val="single" w:color="auto" w:sz="4" w:space="0"/>
-              <w:left w:val="single" w:color="auto" w:sz="12" w:space="0"/>
-              <w:bottom w:val="nil"/>
-              <w:right w:val="nil"/>
-            </w:tcBorders>
-            <w:tcMar>
-              <w:top w:w="60" w:type="dxa"/>
-              <w:left w:w="120" w:type="dxa"/>
-              <w:bottom w:w="30" w:type="dxa"/>
-              <w:right w:w="120" w:type="dxa"/>
-            </w:tcMar>
-            <w:vAlign w:val="center"/>
-          </w:tcPr>
-          <w:p>
-            <w:pPr>
-              <w:pStyle w:val="29"/>
-              <w:keepNext w:val="0"/>
-              <w:keepLines w:val="0"/>
-              <w:pageBreakBefore w:val="0"/>
-              <w:widowControl w:val="0"/>
-              <w:kinsoku w:val="0"/>
-              <w:wordWrap/>
-              <w:overflowPunct/>
-              <w:topLinePunct w:val="0"/>
-              <w:autoSpaceDE w:val="0"/>
-              <w:autoSpaceDN w:val="0"/>
-              <w:bidi w:val="0"/>
-              <w:adjustRightInd w:val="0"/>
-              <w:snapToGrid w:val="0"/>
-              <w:spacing w:line="240" w:lineRule="auto"/>
-              <w:ind w:left="0" w:leftChars="0" w:right="0" w:rightChars="0" w:firstLine="0" w:firstLineChars="0"/>
-              <w:jc w:val="center"/>
-              <w:textAlignment w:val="baseline"/>
-            </w:pPr>
-            <w:r>
-              <w:t>1</w:t>
-            </w:r>
-          </w:p>
-        </w:tc>
-        <w:tc>
-          <w:tcPr>
-            <w:tcW w:w="1103" w:type="dxa"/>
+            <w:tcW w:w="835" w:type="dxa"/>
             <w:tcBorders>
               <w:top w:val="single" w:color="auto" w:sz="4" w:space="0"/>
               <w:left w:val="single" w:color="auto" w:sz="4" w:space="0"/>
@@ -5844,7 +5749,7 @@
         </w:tc>
         <w:tc>
           <w:tcPr>
-            <w:tcW w:w="0" w:type="auto"/>
+            <w:tcW w:w="2388" w:type="dxa"/>
             <w:tcBorders>
               <w:top w:val="single" w:color="auto" w:sz="4" w:space="0"/>
               <w:left w:val="single" w:color="auto" w:sz="4" w:space="0"/>
@@ -5887,7 +5792,7 @@
         </w:tc>
         <w:tc>
           <w:tcPr>
-            <w:tcW w:w="2900" w:type="dxa"/>
+            <w:tcW w:w="2320" w:type="dxa"/>
             <w:tcBorders>
               <w:top w:val="single" w:color="auto" w:sz="4" w:space="0"/>
               <w:left w:val="single" w:color="auto" w:sz="4" w:space="0"/>
@@ -5973,7 +5878,7 @@
         </w:tc>
         <w:tc>
           <w:tcPr>
-            <w:tcW w:w="1585" w:type="dxa"/>
+            <w:tcW w:w="1136" w:type="dxa"/>
             <w:tcBorders>
               <w:top w:val="single" w:color="auto" w:sz="4" w:space="0"/>
               <w:left w:val="single" w:color="auto" w:sz="4" w:space="0"/>
@@ -6016,7 +5921,7 @@
         </w:tc>
         <w:tc>
           <w:tcPr>
-            <w:tcW w:w="1103" w:type="dxa"/>
+            <w:tcW w:w="874" w:type="dxa"/>
             <w:tcBorders>
               <w:top w:val="single" w:color="auto" w:sz="4" w:space="0"/>
               <w:left w:val="single" w:color="auto" w:sz="4" w:space="0"/>
@@ -6089,50 +5994,7 @@
         </w:trPr>
         <w:tc>
           <w:tcPr>
-            <w:tcW w:w="621" w:type="dxa"/>
-            <w:tcBorders>
-              <w:top w:val="single" w:color="auto" w:sz="4" w:space="0"/>
-              <w:left w:val="single" w:color="auto" w:sz="12" w:space="0"/>
-              <w:bottom w:val="nil"/>
-              <w:right w:val="nil"/>
-            </w:tcBorders>
-            <w:tcMar>
-              <w:top w:w="60" w:type="dxa"/>
-              <w:left w:w="120" w:type="dxa"/>
-              <w:bottom w:w="30" w:type="dxa"/>
-              <w:right w:w="120" w:type="dxa"/>
-            </w:tcMar>
-            <w:vAlign w:val="center"/>
-          </w:tcPr>
-          <w:p>
-            <w:pPr>
-              <w:pStyle w:val="29"/>
-              <w:keepNext w:val="0"/>
-              <w:keepLines w:val="0"/>
-              <w:pageBreakBefore w:val="0"/>
-              <w:widowControl w:val="0"/>
-              <w:kinsoku w:val="0"/>
-              <w:wordWrap/>
-              <w:overflowPunct/>
-              <w:topLinePunct w:val="0"/>
-              <w:autoSpaceDE w:val="0"/>
-              <w:autoSpaceDN w:val="0"/>
-              <w:bidi w:val="0"/>
-              <w:adjustRightInd w:val="0"/>
-              <w:snapToGrid w:val="0"/>
-              <w:spacing w:line="240" w:lineRule="auto"/>
-              <w:ind w:left="0" w:leftChars="0" w:right="0" w:rightChars="0" w:firstLine="0" w:firstLineChars="0"/>
-              <w:jc w:val="center"/>
-              <w:textAlignment w:val="baseline"/>
-            </w:pPr>
-            <w:r>
-              <w:t>2</w:t>
-            </w:r>
-          </w:p>
-        </w:tc>
-        <w:tc>
-          <w:tcPr>
-            <w:tcW w:w="1103" w:type="dxa"/>
+            <w:tcW w:w="835" w:type="dxa"/>
             <w:tcBorders>
               <w:top w:val="single" w:color="auto" w:sz="4" w:space="0"/>
               <w:left w:val="single" w:color="auto" w:sz="4" w:space="0"/>
@@ -6175,7 +6037,7 @@
         </w:tc>
         <w:tc>
           <w:tcPr>
-            <w:tcW w:w="0" w:type="auto"/>
+            <w:tcW w:w="2388" w:type="dxa"/>
             <w:tcBorders>
               <w:top w:val="single" w:color="auto" w:sz="4" w:space="0"/>
               <w:left w:val="single" w:color="auto" w:sz="4" w:space="0"/>
@@ -6218,7 +6080,7 @@
         </w:tc>
         <w:tc>
           <w:tcPr>
-            <w:tcW w:w="2900" w:type="dxa"/>
+            <w:tcW w:w="2320" w:type="dxa"/>
             <w:tcBorders>
               <w:top w:val="single" w:color="auto" w:sz="4" w:space="0"/>
               <w:left w:val="single" w:color="auto" w:sz="4" w:space="0"/>
@@ -6304,7 +6166,7 @@
         </w:tc>
         <w:tc>
           <w:tcPr>
-            <w:tcW w:w="1585" w:type="dxa"/>
+            <w:tcW w:w="1136" w:type="dxa"/>
             <w:tcBorders>
               <w:top w:val="single" w:color="auto" w:sz="4" w:space="0"/>
               <w:left w:val="single" w:color="auto" w:sz="4" w:space="0"/>
@@ -6347,7 +6209,7 @@
         </w:tc>
         <w:tc>
           <w:tcPr>
-            <w:tcW w:w="1103" w:type="dxa"/>
+            <w:tcW w:w="874" w:type="dxa"/>
             <w:tcBorders>
               <w:top w:val="single" w:color="auto" w:sz="4" w:space="0"/>
               <w:left w:val="single" w:color="auto" w:sz="4" w:space="0"/>
@@ -6420,50 +6282,7 @@
         </w:trPr>
         <w:tc>
           <w:tcPr>
-            <w:tcW w:w="621" w:type="dxa"/>
-            <w:tcBorders>
-              <w:top w:val="single" w:color="auto" w:sz="4" w:space="0"/>
-              <w:left w:val="single" w:color="auto" w:sz="12" w:space="0"/>
-              <w:bottom w:val="single" w:color="auto" w:sz="12" w:space="0"/>
-              <w:right w:val="nil"/>
-            </w:tcBorders>
-            <w:tcMar>
-              <w:top w:w="60" w:type="dxa"/>
-              <w:left w:w="120" w:type="dxa"/>
-              <w:bottom w:w="30" w:type="dxa"/>
-              <w:right w:w="120" w:type="dxa"/>
-            </w:tcMar>
-            <w:vAlign w:val="center"/>
-          </w:tcPr>
-          <w:p>
-            <w:pPr>
-              <w:pStyle w:val="29"/>
-              <w:keepNext w:val="0"/>
-              <w:keepLines w:val="0"/>
-              <w:pageBreakBefore w:val="0"/>
-              <w:widowControl w:val="0"/>
-              <w:kinsoku w:val="0"/>
-              <w:wordWrap/>
-              <w:overflowPunct/>
-              <w:topLinePunct w:val="0"/>
-              <w:autoSpaceDE w:val="0"/>
-              <w:autoSpaceDN w:val="0"/>
-              <w:bidi w:val="0"/>
-              <w:adjustRightInd w:val="0"/>
-              <w:snapToGrid w:val="0"/>
-              <w:spacing w:line="240" w:lineRule="auto"/>
-              <w:ind w:left="0" w:leftChars="0" w:right="0" w:rightChars="0" w:firstLine="0" w:firstLineChars="0"/>
-              <w:jc w:val="center"/>
-              <w:textAlignment w:val="baseline"/>
-            </w:pPr>
-            <w:r>
-              <w:t>3</w:t>
-            </w:r>
-          </w:p>
-        </w:tc>
-        <w:tc>
-          <w:tcPr>
-            <w:tcW w:w="1103" w:type="dxa"/>
+            <w:tcW w:w="835" w:type="dxa"/>
             <w:tcBorders>
               <w:top w:val="single" w:color="auto" w:sz="4" w:space="0"/>
               <w:left w:val="single" w:color="auto" w:sz="4" w:space="0"/>
@@ -6506,7 +6325,7 @@
         </w:tc>
         <w:tc>
           <w:tcPr>
-            <w:tcW w:w="1770" w:type="dxa"/>
+            <w:tcW w:w="2388" w:type="dxa"/>
             <w:tcBorders>
               <w:top w:val="single" w:color="auto" w:sz="4" w:space="0"/>
               <w:left w:val="single" w:color="auto" w:sz="4" w:space="0"/>
@@ -6549,7 +6368,7 @@
         </w:tc>
         <w:tc>
           <w:tcPr>
-            <w:tcW w:w="2900" w:type="dxa"/>
+            <w:tcW w:w="2320" w:type="dxa"/>
             <w:tcBorders>
               <w:top w:val="single" w:color="auto" w:sz="4" w:space="0"/>
               <w:left w:val="single" w:color="auto" w:sz="4" w:space="0"/>
@@ -6635,7 +6454,7 @@
         </w:tc>
         <w:tc>
           <w:tcPr>
-            <w:tcW w:w="1585" w:type="dxa"/>
+            <w:tcW w:w="1136" w:type="dxa"/>
             <w:tcBorders>
               <w:top w:val="single" w:color="auto" w:sz="4" w:space="0"/>
               <w:left w:val="single" w:color="auto" w:sz="4" w:space="0"/>
@@ -6678,7 +6497,7 @@
         </w:tc>
         <w:tc>
           <w:tcPr>
-            <w:tcW w:w="1103" w:type="dxa"/>
+            <w:tcW w:w="874" w:type="dxa"/>
             <w:tcBorders>
               <w:top w:val="single" w:color="auto" w:sz="4" w:space="0"/>
               <w:left w:val="single" w:color="auto" w:sz="4" w:space="0"/>
@@ -6747,9 +6566,7 @@
           <w:lang w:val="en-US" w:eastAsia="zh-CN"/>
         </w:rPr>
       </w:pPr>
-      <w:bookmarkStart w:id="7" w:name="_Toc14456"/>
-      <w:bookmarkStart w:id="10" w:name="_GoBack"/>
-      <w:bookmarkEnd w:id="10"/>
+      <w:bookmarkStart w:id="7" w:name="_Toc16999"/>
       <w:r>
         <w:rPr>
           <w:rFonts w:hint="eastAsia"/>
@@ -7026,6 +6843,7 @@
             <w:insideH w:val="none" w:color="auto" w:sz="0" w:space="0"/>
             <w:insideV w:val="none" w:color="auto" w:sz="0" w:space="0"/>
           </w:tblBorders>
+          <w:shd w:val="clear" w:color="auto" w:fill="auto"/>
           <w:tblCellMar>
             <w:top w:w="15" w:type="dxa"/>
             <w:left w:w="15" w:type="dxa"/>
@@ -7178,6 +6996,230 @@
               <w:top w:val="single" w:color="auto" w:sz="4" w:space="0"/>
               <w:left w:val="single" w:color="auto" w:sz="4" w:space="0"/>
               <w:bottom w:val="nil"/>
+              <w:right w:val="single" w:color="auto" w:sz="12" w:space="0"/>
+            </w:tcBorders>
+            <w:shd w:val="clear" w:color="auto" w:fill="auto"/>
+            <w:tcMar>
+              <w:top w:w="120" w:type="dxa"/>
+              <w:left w:w="192" w:type="dxa"/>
+              <w:bottom w:w="120" w:type="dxa"/>
+              <w:right w:w="-1" w:type="dxa"/>
+            </w:tcMar>
+            <w:vAlign w:val="center"/>
+          </w:tcPr>
+          <w:p>
+            <w:pPr>
+              <w:keepNext w:val="0"/>
+              <w:keepLines w:val="0"/>
+              <w:pageBreakBefore w:val="0"/>
+              <w:widowControl w:val="0"/>
+              <w:suppressLineNumbers w:val="0"/>
+              <w:kinsoku w:val="0"/>
+              <w:wordWrap/>
+              <w:overflowPunct/>
+              <w:topLinePunct w:val="0"/>
+              <w:autoSpaceDE w:val="0"/>
+              <w:autoSpaceDN w:val="0"/>
+              <w:bidi w:val="0"/>
+              <w:adjustRightInd w:val="0"/>
+              <w:snapToGrid w:val="0"/>
+              <w:spacing w:line="240" w:lineRule="auto"/>
+              <w:ind w:left="0" w:leftChars="0" w:right="0" w:rightChars="0" w:firstLine="0" w:firstLineChars="0"/>
+              <w:jc w:val="left"/>
+              <w:textAlignment w:val="baseline"/>
+              <w:rPr>
+                <w:rFonts w:hint="default" w:ascii="Segoe UI" w:hAnsi="Segoe UI" w:eastAsia="Segoe UI" w:cs="Segoe UI"/>
+                <w:i w:val="0"/>
+                <w:iCs w:val="0"/>
+                <w:caps w:val="0"/>
+                <w:color w:val="0F1115"/>
+                <w:spacing w:val="0"/>
+                <w:sz w:val="18"/>
+                <w:szCs w:val="18"/>
+              </w:rPr>
+            </w:pPr>
+            <w:r>
+              <w:rPr>
+                <w:rFonts w:hint="default" w:ascii="Segoe UI" w:hAnsi="Segoe UI" w:eastAsia="Segoe UI" w:cs="Segoe UI"/>
+                <w:i w:val="0"/>
+                <w:iCs w:val="0"/>
+                <w:caps w:val="0"/>
+                <w:snapToGrid w:val="0"/>
+                <w:color w:val="000000"/>
+                <w:spacing w:val="0"/>
+                <w:kern w:val="0"/>
+                <w:sz w:val="18"/>
+                <w:szCs w:val="18"/>
+                <w:lang w:val="en-US" w:eastAsia="zh-CN"/>
+              </w:rPr>
+              <w:t>已完成</w:t>
+            </w:r>
+          </w:p>
+        </w:tc>
+      </w:tr>
+      <w:tr>
+        <w:tblPrEx>
+          <w:tblBorders>
+            <w:top w:val="none" w:color="auto" w:sz="0" w:space="0"/>
+            <w:left w:val="none" w:color="auto" w:sz="0" w:space="0"/>
+            <w:bottom w:val="none" w:color="auto" w:sz="0" w:space="0"/>
+            <w:right w:val="none" w:color="auto" w:sz="0" w:space="0"/>
+            <w:insideH w:val="none" w:color="auto" w:sz="0" w:space="0"/>
+            <w:insideV w:val="none" w:color="auto" w:sz="0" w:space="0"/>
+          </w:tblBorders>
+          <w:shd w:val="clear" w:color="auto" w:fill="auto"/>
+          <w:tblCellMar>
+            <w:top w:w="15" w:type="dxa"/>
+            <w:left w:w="15" w:type="dxa"/>
+            <w:bottom w:w="15" w:type="dxa"/>
+            <w:right w:w="15" w:type="dxa"/>
+          </w:tblCellMar>
+        </w:tblPrEx>
+        <w:trPr>
+          <w:trHeight w:val="0" w:hRule="atLeast"/>
+          <w:jc w:val="center"/>
+        </w:trPr>
+        <w:tc>
+          <w:tcPr>
+            <w:tcW w:w="971" w:type="dxa"/>
+            <w:tcBorders>
+              <w:top w:val="single" w:color="auto" w:sz="4" w:space="0"/>
+              <w:left w:val="single" w:color="auto" w:sz="12" w:space="0"/>
+              <w:bottom w:val="single" w:color="auto" w:sz="4" w:space="0"/>
+              <w:right w:val="nil"/>
+            </w:tcBorders>
+            <w:shd w:val="clear" w:color="auto" w:fill="auto"/>
+            <w:tcMar>
+              <w:top w:w="120" w:type="dxa"/>
+              <w:left w:w="-1" w:type="dxa"/>
+              <w:bottom w:w="120" w:type="dxa"/>
+              <w:right w:w="192" w:type="dxa"/>
+            </w:tcMar>
+            <w:vAlign w:val="center"/>
+          </w:tcPr>
+          <w:p>
+            <w:pPr>
+              <w:keepNext w:val="0"/>
+              <w:keepLines w:val="0"/>
+              <w:pageBreakBefore w:val="0"/>
+              <w:widowControl w:val="0"/>
+              <w:suppressLineNumbers w:val="0"/>
+              <w:kinsoku w:val="0"/>
+              <w:wordWrap/>
+              <w:overflowPunct/>
+              <w:topLinePunct w:val="0"/>
+              <w:autoSpaceDE w:val="0"/>
+              <w:autoSpaceDN w:val="0"/>
+              <w:bidi w:val="0"/>
+              <w:adjustRightInd w:val="0"/>
+              <w:snapToGrid w:val="0"/>
+              <w:spacing w:line="240" w:lineRule="auto"/>
+              <w:ind w:left="0" w:leftChars="0" w:right="0" w:rightChars="0" w:firstLine="0" w:firstLineChars="0"/>
+              <w:jc w:val="center"/>
+              <w:textAlignment w:val="baseline"/>
+              <w:rPr>
+                <w:rFonts w:hint="default" w:ascii="Segoe UI" w:hAnsi="Segoe UI" w:eastAsia="Segoe UI" w:cs="Segoe UI"/>
+                <w:i w:val="0"/>
+                <w:iCs w:val="0"/>
+                <w:caps w:val="0"/>
+                <w:color w:val="0F1115"/>
+                <w:spacing w:val="0"/>
+                <w:sz w:val="18"/>
+                <w:szCs w:val="18"/>
+              </w:rPr>
+            </w:pPr>
+            <w:r>
+              <w:rPr>
+                <w:rFonts w:hint="default" w:ascii="Segoe UI" w:hAnsi="Segoe UI" w:eastAsia="Segoe UI" w:cs="Segoe UI"/>
+                <w:i w:val="0"/>
+                <w:iCs w:val="0"/>
+                <w:caps w:val="0"/>
+                <w:snapToGrid w:val="0"/>
+                <w:color w:val="000000"/>
+                <w:spacing w:val="0"/>
+                <w:kern w:val="0"/>
+                <w:sz w:val="18"/>
+                <w:szCs w:val="18"/>
+                <w:lang w:val="en-US" w:eastAsia="zh-CN"/>
+              </w:rPr>
+              <w:t>2</w:t>
+            </w:r>
+          </w:p>
+        </w:tc>
+        <w:tc>
+          <w:tcPr>
+            <w:tcW w:w="5758" w:type="dxa"/>
+            <w:tcBorders>
+              <w:top w:val="single" w:color="auto" w:sz="4" w:space="0"/>
+              <w:left w:val="single" w:color="auto" w:sz="4" w:space="0"/>
+              <w:bottom w:val="single" w:color="auto" w:sz="4" w:space="0"/>
+              <w:right w:val="nil"/>
+            </w:tcBorders>
+            <w:shd w:val="clear" w:color="auto" w:fill="auto"/>
+            <w:tcMar>
+              <w:top w:w="120" w:type="dxa"/>
+              <w:left w:w="192" w:type="dxa"/>
+              <w:bottom w:w="120" w:type="dxa"/>
+              <w:right w:w="192" w:type="dxa"/>
+            </w:tcMar>
+            <w:vAlign w:val="center"/>
+          </w:tcPr>
+          <w:p>
+            <w:pPr>
+              <w:keepNext w:val="0"/>
+              <w:keepLines w:val="0"/>
+              <w:pageBreakBefore w:val="0"/>
+              <w:widowControl w:val="0"/>
+              <w:suppressLineNumbers w:val="0"/>
+              <w:kinsoku w:val="0"/>
+              <w:wordWrap/>
+              <w:overflowPunct/>
+              <w:topLinePunct w:val="0"/>
+              <w:autoSpaceDE w:val="0"/>
+              <w:autoSpaceDN w:val="0"/>
+              <w:bidi w:val="0"/>
+              <w:adjustRightInd w:val="0"/>
+              <w:snapToGrid w:val="0"/>
+              <w:spacing w:line="240" w:lineRule="auto"/>
+              <w:ind w:left="0" w:leftChars="0" w:right="0" w:rightChars="0" w:firstLine="0" w:firstLineChars="0"/>
+              <w:jc w:val="center"/>
+              <w:textAlignment w:val="baseline"/>
+              <w:rPr>
+                <w:rFonts w:hint="default" w:ascii="Segoe UI" w:hAnsi="Segoe UI" w:eastAsia="Segoe UI" w:cs="Segoe UI"/>
+                <w:i w:val="0"/>
+                <w:iCs w:val="0"/>
+                <w:caps w:val="0"/>
+                <w:color w:val="0F1115"/>
+                <w:spacing w:val="0"/>
+                <w:sz w:val="18"/>
+                <w:szCs w:val="18"/>
+              </w:rPr>
+            </w:pPr>
+            <w:r>
+              <w:rPr>
+                <w:rFonts w:hint="default" w:ascii="Segoe UI" w:hAnsi="Segoe UI" w:eastAsia="Segoe UI" w:cs="Segoe UI"/>
+                <w:i w:val="0"/>
+                <w:iCs w:val="0"/>
+                <w:caps w:val="0"/>
+                <w:snapToGrid w:val="0"/>
+                <w:color w:val="000000"/>
+                <w:spacing w:val="0"/>
+                <w:kern w:val="0"/>
+                <w:sz w:val="18"/>
+                <w:szCs w:val="18"/>
+                <w:lang w:val="en-US" w:eastAsia="zh-CN"/>
+              </w:rPr>
+              <w:t>《运维工具优化需求清单》</w:t>
+            </w:r>
+          </w:p>
+        </w:tc>
+        <w:tc>
+          <w:tcPr>
+            <w:tcW w:w="1766" w:type="dxa"/>
+            <w:tcBorders>
+              <w:top w:val="single" w:color="auto" w:sz="4" w:space="0"/>
+              <w:left w:val="single" w:color="auto" w:sz="4" w:space="0"/>
+              <w:bottom w:val="single" w:color="auto" w:sz="4" w:space="0"/>
               <w:right w:val="single" w:color="auto" w:sz="12" w:space="0"/>
             </w:tcBorders>
             <w:shd w:val="clear" w:color="auto" w:fill="auto"/>
@@ -7303,15 +7345,18 @@
                 <w:i w:val="0"/>
                 <w:iCs w:val="0"/>
                 <w:caps w:val="0"/>
-                <w:color w:val="0F1115"/>
+                <w:snapToGrid w:val="0"/>
+                <w:color w:val="000000"/>
                 <w:spacing w:val="0"/>
+                <w:kern w:val="0"/>
                 <w:sz w:val="18"/>
                 <w:szCs w:val="18"/>
-              </w:rPr>
-            </w:pPr>
-            <w:r>
-              <w:rPr>
-                <w:rFonts w:hint="default" w:ascii="Segoe UI" w:hAnsi="Segoe UI" w:eastAsia="Segoe UI" w:cs="Segoe UI"/>
+                <w:lang w:val="en-US" w:eastAsia="zh-CN"/>
+              </w:rPr>
+            </w:pPr>
+            <w:r>
+              <w:rPr>
+                <w:rFonts w:hint="eastAsia" w:ascii="Segoe UI" w:hAnsi="Segoe UI" w:eastAsia="Segoe UI" w:cs="Segoe UI"/>
                 <w:i w:val="0"/>
                 <w:iCs w:val="0"/>
                 <w:caps w:val="0"/>
@@ -7323,7 +7368,7 @@
                 <w:szCs w:val="18"/>
                 <w:lang w:val="en-US" w:eastAsia="zh-CN"/>
               </w:rPr>
-              <w:t>2</w:t>
+              <w:t>3</w:t>
             </w:r>
           </w:p>
         </w:tc>
@@ -7370,10 +7415,13 @@
                 <w:i w:val="0"/>
                 <w:iCs w:val="0"/>
                 <w:caps w:val="0"/>
-                <w:color w:val="0F1115"/>
+                <w:snapToGrid w:val="0"/>
+                <w:color w:val="000000"/>
                 <w:spacing w:val="0"/>
+                <w:kern w:val="0"/>
                 <w:sz w:val="18"/>
                 <w:szCs w:val="18"/>
+                <w:lang w:val="en-US" w:eastAsia="zh-CN"/>
               </w:rPr>
             </w:pPr>
             <w:r>
@@ -7390,7 +7438,7 @@
                 <w:szCs w:val="18"/>
                 <w:lang w:val="en-US" w:eastAsia="zh-CN"/>
               </w:rPr>
-              <w:t>《运维工具优化需求清单》</w:t>
+              <w:t>服务价值台二期核心功能原型</w:t>
             </w:r>
           </w:p>
         </w:tc>
@@ -7441,23 +7489,22 @@
                 <w:spacing w:val="0"/>
                 <w:sz w:val="18"/>
                 <w:szCs w:val="18"/>
-              </w:rPr>
-            </w:pPr>
-            <w:r>
-              <w:rPr>
-                <w:rFonts w:hint="default" w:ascii="Segoe UI" w:hAnsi="Segoe UI" w:eastAsia="Segoe UI" w:cs="Segoe UI"/>
+                <w:lang w:val="en-US" w:eastAsia="zh-CN"/>
+              </w:rPr>
+            </w:pPr>
+            <w:r>
+              <w:rPr>
+                <w:rFonts w:hint="eastAsia" w:ascii="Segoe UI" w:hAnsi="Segoe UI" w:eastAsia="Segoe UI" w:cs="Segoe UI"/>
                 <w:i w:val="0"/>
                 <w:iCs w:val="0"/>
                 <w:caps w:val="0"/>
-                <w:snapToGrid w:val="0"/>
-                <w:color w:val="000000"/>
+                <w:color w:val="0F1115"/>
                 <w:spacing w:val="0"/>
-                <w:kern w:val="0"/>
                 <w:sz w:val="18"/>
                 <w:szCs w:val="18"/>
                 <w:lang w:val="en-US" w:eastAsia="zh-CN"/>
               </w:rPr>
-              <w:t>已完成</w:t>
+              <w:t>开发中</w:t>
             </w:r>
           </w:p>
         </w:tc>
@@ -7549,7 +7596,7 @@
                 <w:szCs w:val="18"/>
                 <w:lang w:val="en-US" w:eastAsia="zh-CN"/>
               </w:rPr>
-              <w:t>3</w:t>
+              <w:t>4</w:t>
             </w:r>
           </w:p>
         </w:tc>
@@ -7619,7 +7666,7 @@
                 <w:szCs w:val="18"/>
                 <w:lang w:val="en-US" w:eastAsia="zh-CN"/>
               </w:rPr>
-              <w:t>服务价值台二期核心功能原型</w:t>
+              <w:t>工单流程优化功能原型</w:t>
             </w:r>
           </w:p>
         </w:tc>
@@ -7717,7 +7764,7 @@
             <w:tcBorders>
               <w:top w:val="single" w:color="auto" w:sz="4" w:space="0"/>
               <w:left w:val="single" w:color="auto" w:sz="12" w:space="0"/>
-              <w:bottom w:val="single" w:color="auto" w:sz="4" w:space="0"/>
+              <w:bottom w:val="single" w:color="auto" w:sz="12" w:space="0"/>
               <w:right w:val="nil"/>
             </w:tcBorders>
             <w:shd w:val="clear" w:color="auto" w:fill="auto"/>
@@ -7777,220 +7824,8 @@
                 <w:szCs w:val="18"/>
                 <w:lang w:val="en-US" w:eastAsia="zh-CN"/>
               </w:rPr>
-              <w:t>4</w:t>
-            </w:r>
-          </w:p>
-        </w:tc>
-        <w:tc>
-          <w:tcPr>
-            <w:tcW w:w="5758" w:type="dxa"/>
-            <w:tcBorders>
-              <w:top w:val="single" w:color="auto" w:sz="4" w:space="0"/>
-              <w:left w:val="single" w:color="auto" w:sz="4" w:space="0"/>
-              <w:bottom w:val="single" w:color="auto" w:sz="4" w:space="0"/>
-              <w:right w:val="nil"/>
-            </w:tcBorders>
-            <w:shd w:val="clear" w:color="auto" w:fill="auto"/>
-            <w:tcMar>
-              <w:top w:w="120" w:type="dxa"/>
-              <w:left w:w="192" w:type="dxa"/>
-              <w:bottom w:w="120" w:type="dxa"/>
-              <w:right w:w="192" w:type="dxa"/>
-            </w:tcMar>
-            <w:vAlign w:val="center"/>
-          </w:tcPr>
-          <w:p>
-            <w:pPr>
-              <w:keepNext w:val="0"/>
-              <w:keepLines w:val="0"/>
-              <w:pageBreakBefore w:val="0"/>
-              <w:widowControl w:val="0"/>
-              <w:suppressLineNumbers w:val="0"/>
-              <w:kinsoku w:val="0"/>
-              <w:wordWrap/>
-              <w:overflowPunct/>
-              <w:topLinePunct w:val="0"/>
-              <w:autoSpaceDE w:val="0"/>
-              <w:autoSpaceDN w:val="0"/>
-              <w:bidi w:val="0"/>
-              <w:adjustRightInd w:val="0"/>
-              <w:snapToGrid w:val="0"/>
-              <w:spacing w:line="240" w:lineRule="auto"/>
-              <w:ind w:left="0" w:leftChars="0" w:right="0" w:rightChars="0" w:firstLine="0" w:firstLineChars="0"/>
-              <w:jc w:val="center"/>
-              <w:textAlignment w:val="baseline"/>
-              <w:rPr>
-                <w:rFonts w:hint="default" w:ascii="Segoe UI" w:hAnsi="Segoe UI" w:eastAsia="Segoe UI" w:cs="Segoe UI"/>
-                <w:i w:val="0"/>
-                <w:iCs w:val="0"/>
-                <w:caps w:val="0"/>
-                <w:snapToGrid w:val="0"/>
-                <w:color w:val="000000"/>
-                <w:spacing w:val="0"/>
-                <w:kern w:val="0"/>
-                <w:sz w:val="18"/>
-                <w:szCs w:val="18"/>
-                <w:lang w:val="en-US" w:eastAsia="zh-CN"/>
-              </w:rPr>
-            </w:pPr>
-            <w:r>
-              <w:rPr>
-                <w:rFonts w:hint="default" w:ascii="Segoe UI" w:hAnsi="Segoe UI" w:eastAsia="Segoe UI" w:cs="Segoe UI"/>
-                <w:i w:val="0"/>
-                <w:iCs w:val="0"/>
-                <w:caps w:val="0"/>
-                <w:snapToGrid w:val="0"/>
-                <w:color w:val="000000"/>
-                <w:spacing w:val="0"/>
-                <w:kern w:val="0"/>
-                <w:sz w:val="18"/>
-                <w:szCs w:val="18"/>
-                <w:lang w:val="en-US" w:eastAsia="zh-CN"/>
-              </w:rPr>
-              <w:t>工单流程优化功能原型</w:t>
-            </w:r>
-          </w:p>
-        </w:tc>
-        <w:tc>
-          <w:tcPr>
-            <w:tcW w:w="1766" w:type="dxa"/>
-            <w:tcBorders>
-              <w:top w:val="single" w:color="auto" w:sz="4" w:space="0"/>
-              <w:left w:val="single" w:color="auto" w:sz="4" w:space="0"/>
-              <w:bottom w:val="single" w:color="auto" w:sz="4" w:space="0"/>
-              <w:right w:val="single" w:color="auto" w:sz="12" w:space="0"/>
-            </w:tcBorders>
-            <w:shd w:val="clear" w:color="auto" w:fill="auto"/>
-            <w:tcMar>
-              <w:top w:w="120" w:type="dxa"/>
-              <w:left w:w="192" w:type="dxa"/>
-              <w:bottom w:w="120" w:type="dxa"/>
-              <w:right w:w="-1" w:type="dxa"/>
-            </w:tcMar>
-            <w:vAlign w:val="center"/>
-          </w:tcPr>
-          <w:p>
-            <w:pPr>
-              <w:keepNext w:val="0"/>
-              <w:keepLines w:val="0"/>
-              <w:pageBreakBefore w:val="0"/>
-              <w:widowControl w:val="0"/>
-              <w:suppressLineNumbers w:val="0"/>
-              <w:kinsoku w:val="0"/>
-              <w:wordWrap/>
-              <w:overflowPunct/>
-              <w:topLinePunct w:val="0"/>
-              <w:autoSpaceDE w:val="0"/>
-              <w:autoSpaceDN w:val="0"/>
-              <w:bidi w:val="0"/>
-              <w:adjustRightInd w:val="0"/>
-              <w:snapToGrid w:val="0"/>
-              <w:spacing w:line="240" w:lineRule="auto"/>
-              <w:ind w:left="0" w:leftChars="0" w:right="0" w:rightChars="0" w:firstLine="0" w:firstLineChars="0"/>
-              <w:jc w:val="left"/>
-              <w:textAlignment w:val="baseline"/>
-              <w:rPr>
-                <w:rFonts w:hint="default" w:ascii="Segoe UI" w:hAnsi="Segoe UI" w:eastAsia="Segoe UI" w:cs="Segoe UI"/>
-                <w:i w:val="0"/>
-                <w:iCs w:val="0"/>
-                <w:caps w:val="0"/>
-                <w:color w:val="0F1115"/>
-                <w:spacing w:val="0"/>
-                <w:sz w:val="18"/>
-                <w:szCs w:val="18"/>
-                <w:lang w:val="en-US" w:eastAsia="zh-CN"/>
-              </w:rPr>
-            </w:pPr>
-            <w:r>
-              <w:rPr>
-                <w:rFonts w:hint="eastAsia" w:ascii="Segoe UI" w:hAnsi="Segoe UI" w:eastAsia="Segoe UI" w:cs="Segoe UI"/>
-                <w:i w:val="0"/>
-                <w:iCs w:val="0"/>
-                <w:caps w:val="0"/>
-                <w:color w:val="0F1115"/>
-                <w:spacing w:val="0"/>
-                <w:sz w:val="18"/>
-                <w:szCs w:val="18"/>
-                <w:lang w:val="en-US" w:eastAsia="zh-CN"/>
-              </w:rPr>
-              <w:t>开发中</w:t>
-            </w:r>
-          </w:p>
-        </w:tc>
-      </w:tr>
-      <w:tr>
-        <w:tblPrEx>
-          <w:tblBorders>
-            <w:top w:val="none" w:color="auto" w:sz="0" w:space="0"/>
-            <w:left w:val="none" w:color="auto" w:sz="0" w:space="0"/>
-            <w:bottom w:val="none" w:color="auto" w:sz="0" w:space="0"/>
-            <w:right w:val="none" w:color="auto" w:sz="0" w:space="0"/>
-            <w:insideH w:val="none" w:color="auto" w:sz="0" w:space="0"/>
-            <w:insideV w:val="none" w:color="auto" w:sz="0" w:space="0"/>
-          </w:tblBorders>
-          <w:tblCellMar>
-            <w:top w:w="15" w:type="dxa"/>
-            <w:left w:w="15" w:type="dxa"/>
-            <w:bottom w:w="15" w:type="dxa"/>
-            <w:right w:w="15" w:type="dxa"/>
-          </w:tblCellMar>
-        </w:tblPrEx>
-        <w:trPr>
-          <w:trHeight w:val="0" w:hRule="atLeast"/>
-          <w:jc w:val="center"/>
-        </w:trPr>
-        <w:tc>
-          <w:tcPr>
-            <w:tcW w:w="971" w:type="dxa"/>
-            <w:tcBorders>
-              <w:top w:val="single" w:color="auto" w:sz="4" w:space="0"/>
-              <w:left w:val="single" w:color="auto" w:sz="12" w:space="0"/>
-              <w:bottom w:val="single" w:color="auto" w:sz="12" w:space="0"/>
-              <w:right w:val="nil"/>
-            </w:tcBorders>
-            <w:shd w:val="clear" w:color="auto" w:fill="auto"/>
-            <w:tcMar>
-              <w:top w:w="120" w:type="dxa"/>
-              <w:left w:w="-1" w:type="dxa"/>
-              <w:bottom w:w="120" w:type="dxa"/>
-              <w:right w:w="192" w:type="dxa"/>
-            </w:tcMar>
-            <w:vAlign w:val="center"/>
-          </w:tcPr>
-          <w:p>
-            <w:pPr>
-              <w:keepNext w:val="0"/>
-              <w:keepLines w:val="0"/>
-              <w:pageBreakBefore w:val="0"/>
-              <w:widowControl w:val="0"/>
-              <w:suppressLineNumbers w:val="0"/>
-              <w:kinsoku w:val="0"/>
-              <w:wordWrap/>
-              <w:overflowPunct/>
-              <w:topLinePunct w:val="0"/>
-              <w:autoSpaceDE w:val="0"/>
-              <w:autoSpaceDN w:val="0"/>
-              <w:bidi w:val="0"/>
-              <w:adjustRightInd w:val="0"/>
-              <w:snapToGrid w:val="0"/>
-              <w:spacing w:line="240" w:lineRule="auto"/>
-              <w:ind w:left="0" w:leftChars="0" w:right="0" w:rightChars="0" w:firstLine="0" w:firstLineChars="0"/>
-              <w:jc w:val="center"/>
-              <w:textAlignment w:val="baseline"/>
-              <w:rPr>
-                <w:rFonts w:hint="eastAsia" w:ascii="Segoe UI" w:hAnsi="Segoe UI" w:eastAsia="Segoe UI" w:cs="Segoe UI"/>
-                <w:i w:val="0"/>
-                <w:iCs w:val="0"/>
-                <w:caps w:val="0"/>
-                <w:snapToGrid w:val="0"/>
-                <w:color w:val="000000"/>
-                <w:spacing w:val="0"/>
-                <w:kern w:val="0"/>
-                <w:sz w:val="18"/>
-                <w:szCs w:val="18"/>
-                <w:lang w:val="en-US" w:eastAsia="zh-CN"/>
-              </w:rPr>
-            </w:pPr>
+              <w:t>5</w:t>
+            </w:r>
           </w:p>
         </w:tc>
         <w:tc>
@@ -8153,15 +7988,1286 @@
           <w:lang w:val="en-US" w:eastAsia="zh-CN"/>
         </w:rPr>
       </w:pPr>
-      <w:bookmarkStart w:id="8" w:name="_Toc25821"/>
+      <w:bookmarkStart w:id="8" w:name="_Toc9991"/>
       <w:r>
         <w:rPr>
           <w:rFonts w:hint="eastAsia"/>
           <w:lang w:val="en-US" w:eastAsia="zh-CN"/>
         </w:rPr>
-        <w:t>资金使用情况</w:t>
+        <w:t>研发资源</w:t>
       </w:r>
       <w:bookmarkEnd w:id="8"/>
+    </w:p>
+    <w:p>
+      <w:pPr>
+        <w:pStyle w:val="30"/>
+        <w:bidi w:val="0"/>
+        <w:rPr>
+          <w:rFonts w:hint="default"/>
+          <w:lang w:val="en-US" w:eastAsia="zh-CN"/>
+        </w:rPr>
+      </w:pPr>
+      <w:bookmarkStart w:id="9" w:name="_Toc772"/>
+      <w:r>
+        <w:rPr>
+          <w:rFonts w:hint="eastAsia"/>
+          <w:lang w:val="en-US" w:eastAsia="zh-CN"/>
+        </w:rPr>
+        <w:t>研发人员投入情况</w:t>
+      </w:r>
+      <w:bookmarkEnd w:id="9"/>
+    </w:p>
+    <w:p>
+      <w:pPr>
+        <w:pStyle w:val="29"/>
+        <w:rPr>
+          <w:rFonts w:hint="default"/>
+          <w:lang w:val="en-US" w:eastAsia="zh-CN"/>
+        </w:rPr>
+      </w:pPr>
+      <w:r>
+        <w:rPr>
+          <w:rFonts w:hint="eastAsia"/>
+          <w:lang w:val="en-US" w:eastAsia="zh-CN"/>
+        </w:rPr>
+        <w:t>依据2026年运维研发规划，研发人员投入情况如下：</w:t>
+      </w:r>
+    </w:p>
+    <w:tbl>
+      <w:tblPr>
+        <w:tblStyle w:val="20"/>
+        <w:tblW w:w="8214" w:type="dxa"/>
+        <w:jc w:val="center"/>
+        <w:tblBorders>
+          <w:top w:val="none" w:color="auto" w:sz="0" w:space="0"/>
+          <w:left w:val="none" w:color="auto" w:sz="0" w:space="0"/>
+          <w:bottom w:val="none" w:color="auto" w:sz="0" w:space="0"/>
+          <w:right w:val="none" w:color="auto" w:sz="0" w:space="0"/>
+          <w:insideH w:val="none" w:color="auto" w:sz="0" w:space="0"/>
+          <w:insideV w:val="none" w:color="auto" w:sz="0" w:space="0"/>
+        </w:tblBorders>
+        <w:tblLayout w:type="autofit"/>
+        <w:tblCellMar>
+          <w:top w:w="0" w:type="dxa"/>
+          <w:left w:w="10" w:type="dxa"/>
+          <w:bottom w:w="0" w:type="dxa"/>
+          <w:right w:w="10" w:type="dxa"/>
+        </w:tblCellMar>
+      </w:tblPr>
+      <w:tblGrid>
+        <w:gridCol w:w="1870"/>
+        <w:gridCol w:w="1601"/>
+        <w:gridCol w:w="3951"/>
+        <w:gridCol w:w="792"/>
+      </w:tblGrid>
+      <w:tr>
+        <w:tblPrEx>
+          <w:tblBorders>
+            <w:top w:val="none" w:color="auto" w:sz="0" w:space="0"/>
+            <w:left w:val="none" w:color="auto" w:sz="0" w:space="0"/>
+            <w:bottom w:val="none" w:color="auto" w:sz="0" w:space="0"/>
+            <w:right w:val="none" w:color="auto" w:sz="0" w:space="0"/>
+            <w:insideH w:val="none" w:color="auto" w:sz="0" w:space="0"/>
+            <w:insideV w:val="none" w:color="auto" w:sz="0" w:space="0"/>
+          </w:tblBorders>
+          <w:tblCellMar>
+            <w:top w:w="0" w:type="dxa"/>
+            <w:left w:w="10" w:type="dxa"/>
+            <w:bottom w:w="0" w:type="dxa"/>
+            <w:right w:w="10" w:type="dxa"/>
+          </w:tblCellMar>
+        </w:tblPrEx>
+        <w:trPr>
+          <w:trHeight w:val="0" w:hRule="atLeast"/>
+          <w:tblHeader/>
+          <w:jc w:val="center"/>
+        </w:trPr>
+        <w:tc>
+          <w:tcPr>
+            <w:tcW w:w="1870" w:type="dxa"/>
+            <w:tcBorders>
+              <w:top w:val="single" w:color="auto" w:sz="12" w:space="0"/>
+              <w:left w:val="single" w:color="auto" w:sz="12" w:space="0"/>
+              <w:bottom w:val="nil"/>
+              <w:right w:val="nil"/>
+            </w:tcBorders>
+            <w:tcMar>
+              <w:top w:w="60" w:type="dxa"/>
+              <w:left w:w="120" w:type="dxa"/>
+              <w:bottom w:w="30" w:type="dxa"/>
+              <w:right w:w="120" w:type="dxa"/>
+            </w:tcMar>
+            <w:vAlign w:val="center"/>
+          </w:tcPr>
+          <w:p>
+            <w:pPr>
+              <w:pStyle w:val="29"/>
+              <w:keepNext w:val="0"/>
+              <w:keepLines w:val="0"/>
+              <w:pageBreakBefore w:val="0"/>
+              <w:widowControl w:val="0"/>
+              <w:kinsoku w:val="0"/>
+              <w:wordWrap/>
+              <w:overflowPunct/>
+              <w:topLinePunct w:val="0"/>
+              <w:autoSpaceDE w:val="0"/>
+              <w:autoSpaceDN w:val="0"/>
+              <w:bidi w:val="0"/>
+              <w:adjustRightInd w:val="0"/>
+              <w:snapToGrid w:val="0"/>
+              <w:spacing w:line="240" w:lineRule="auto"/>
+              <w:ind w:left="0" w:leftChars="0" w:right="0" w:rightChars="0" w:firstLine="0" w:firstLineChars="0"/>
+              <w:jc w:val="center"/>
+              <w:textAlignment w:val="baseline"/>
+              <w:rPr>
+                <w:b/>
+              </w:rPr>
+            </w:pPr>
+            <w:r>
+              <w:rPr>
+                <w:b/>
+              </w:rPr>
+              <w:t>职位名称</w:t>
+            </w:r>
+          </w:p>
+        </w:tc>
+        <w:tc>
+          <w:tcPr>
+            <w:tcW w:w="1601" w:type="dxa"/>
+            <w:tcBorders>
+              <w:top w:val="single" w:color="auto" w:sz="12" w:space="0"/>
+              <w:left w:val="single" w:color="auto" w:sz="4" w:space="0"/>
+              <w:bottom w:val="nil"/>
+              <w:right w:val="nil"/>
+            </w:tcBorders>
+            <w:tcMar>
+              <w:top w:w="60" w:type="dxa"/>
+              <w:left w:w="120" w:type="dxa"/>
+              <w:bottom w:w="30" w:type="dxa"/>
+              <w:right w:w="120" w:type="dxa"/>
+            </w:tcMar>
+            <w:vAlign w:val="center"/>
+          </w:tcPr>
+          <w:p>
+            <w:pPr>
+              <w:pStyle w:val="29"/>
+              <w:keepNext w:val="0"/>
+              <w:keepLines w:val="0"/>
+              <w:pageBreakBefore w:val="0"/>
+              <w:widowControl w:val="0"/>
+              <w:kinsoku w:val="0"/>
+              <w:wordWrap/>
+              <w:overflowPunct/>
+              <w:topLinePunct w:val="0"/>
+              <w:autoSpaceDE w:val="0"/>
+              <w:autoSpaceDN w:val="0"/>
+              <w:bidi w:val="0"/>
+              <w:adjustRightInd w:val="0"/>
+              <w:snapToGrid w:val="0"/>
+              <w:spacing w:line="240" w:lineRule="auto"/>
+              <w:ind w:left="0" w:leftChars="0" w:right="0" w:rightChars="0" w:firstLine="0" w:firstLineChars="0"/>
+              <w:jc w:val="center"/>
+              <w:textAlignment w:val="baseline"/>
+              <w:rPr>
+                <w:b/>
+              </w:rPr>
+            </w:pPr>
+            <w:r>
+              <w:rPr>
+                <w:b/>
+              </w:rPr>
+              <w:t>所属部门</w:t>
+            </w:r>
+          </w:p>
+        </w:tc>
+        <w:tc>
+          <w:tcPr>
+            <w:tcW w:w="3951" w:type="dxa"/>
+            <w:tcBorders>
+              <w:top w:val="single" w:color="auto" w:sz="12" w:space="0"/>
+              <w:left w:val="single" w:color="auto" w:sz="4" w:space="0"/>
+              <w:bottom w:val="nil"/>
+              <w:right w:val="nil"/>
+            </w:tcBorders>
+            <w:tcMar>
+              <w:top w:w="60" w:type="dxa"/>
+              <w:left w:w="120" w:type="dxa"/>
+              <w:bottom w:w="30" w:type="dxa"/>
+              <w:right w:w="120" w:type="dxa"/>
+            </w:tcMar>
+            <w:vAlign w:val="center"/>
+          </w:tcPr>
+          <w:p>
+            <w:pPr>
+              <w:pStyle w:val="29"/>
+              <w:keepNext w:val="0"/>
+              <w:keepLines w:val="0"/>
+              <w:pageBreakBefore w:val="0"/>
+              <w:widowControl w:val="0"/>
+              <w:kinsoku w:val="0"/>
+              <w:wordWrap/>
+              <w:overflowPunct/>
+              <w:topLinePunct w:val="0"/>
+              <w:autoSpaceDE w:val="0"/>
+              <w:autoSpaceDN w:val="0"/>
+              <w:bidi w:val="0"/>
+              <w:adjustRightInd w:val="0"/>
+              <w:snapToGrid w:val="0"/>
+              <w:spacing w:line="240" w:lineRule="auto"/>
+              <w:ind w:left="0" w:leftChars="0" w:right="0" w:rightChars="0" w:firstLine="0" w:firstLineChars="0"/>
+              <w:jc w:val="center"/>
+              <w:textAlignment w:val="baseline"/>
+              <w:rPr>
+                <w:b/>
+              </w:rPr>
+            </w:pPr>
+            <w:r>
+              <w:rPr>
+                <w:b/>
+              </w:rPr>
+              <w:t>职责描述</w:t>
+            </w:r>
+          </w:p>
+        </w:tc>
+        <w:tc>
+          <w:tcPr>
+            <w:tcW w:w="792" w:type="dxa"/>
+            <w:tcBorders>
+              <w:top w:val="single" w:color="auto" w:sz="12" w:space="0"/>
+              <w:left w:val="single" w:color="auto" w:sz="4" w:space="0"/>
+              <w:bottom w:val="nil"/>
+              <w:right w:val="single" w:color="auto" w:sz="12" w:space="0"/>
+            </w:tcBorders>
+            <w:tcMar>
+              <w:top w:w="60" w:type="dxa"/>
+              <w:left w:w="120" w:type="dxa"/>
+              <w:bottom w:w="30" w:type="dxa"/>
+              <w:right w:w="120" w:type="dxa"/>
+            </w:tcMar>
+            <w:vAlign w:val="center"/>
+          </w:tcPr>
+          <w:p>
+            <w:pPr>
+              <w:pStyle w:val="29"/>
+              <w:keepNext w:val="0"/>
+              <w:keepLines w:val="0"/>
+              <w:pageBreakBefore w:val="0"/>
+              <w:widowControl w:val="0"/>
+              <w:kinsoku w:val="0"/>
+              <w:wordWrap/>
+              <w:overflowPunct/>
+              <w:topLinePunct w:val="0"/>
+              <w:autoSpaceDE w:val="0"/>
+              <w:autoSpaceDN w:val="0"/>
+              <w:bidi w:val="0"/>
+              <w:adjustRightInd w:val="0"/>
+              <w:snapToGrid w:val="0"/>
+              <w:spacing w:line="240" w:lineRule="auto"/>
+              <w:ind w:left="0" w:leftChars="0" w:right="0" w:rightChars="0" w:firstLine="0" w:firstLineChars="0"/>
+              <w:jc w:val="center"/>
+              <w:textAlignment w:val="baseline"/>
+              <w:rPr>
+                <w:b/>
+              </w:rPr>
+            </w:pPr>
+            <w:r>
+              <w:rPr>
+                <w:b/>
+              </w:rPr>
+              <w:t>数量</w:t>
+            </w:r>
+          </w:p>
+        </w:tc>
+      </w:tr>
+      <w:tr>
+        <w:tblPrEx>
+          <w:tblBorders>
+            <w:top w:val="none" w:color="auto" w:sz="0" w:space="0"/>
+            <w:left w:val="none" w:color="auto" w:sz="0" w:space="0"/>
+            <w:bottom w:val="none" w:color="auto" w:sz="0" w:space="0"/>
+            <w:right w:val="none" w:color="auto" w:sz="0" w:space="0"/>
+            <w:insideH w:val="none" w:color="auto" w:sz="0" w:space="0"/>
+            <w:insideV w:val="none" w:color="auto" w:sz="0" w:space="0"/>
+          </w:tblBorders>
+          <w:tblCellMar>
+            <w:top w:w="0" w:type="dxa"/>
+            <w:left w:w="10" w:type="dxa"/>
+            <w:bottom w:w="0" w:type="dxa"/>
+            <w:right w:w="10" w:type="dxa"/>
+          </w:tblCellMar>
+        </w:tblPrEx>
+        <w:trPr>
+          <w:trHeight w:val="0" w:hRule="atLeast"/>
+          <w:jc w:val="center"/>
+        </w:trPr>
+        <w:tc>
+          <w:tcPr>
+            <w:tcW w:w="1870" w:type="dxa"/>
+            <w:tcBorders>
+              <w:top w:val="single" w:color="auto" w:sz="4" w:space="0"/>
+              <w:left w:val="single" w:color="auto" w:sz="12" w:space="0"/>
+              <w:bottom w:val="nil"/>
+              <w:right w:val="nil"/>
+            </w:tcBorders>
+            <w:tcMar>
+              <w:top w:w="60" w:type="dxa"/>
+              <w:left w:w="120" w:type="dxa"/>
+              <w:bottom w:w="30" w:type="dxa"/>
+              <w:right w:w="120" w:type="dxa"/>
+            </w:tcMar>
+            <w:vAlign w:val="center"/>
+          </w:tcPr>
+          <w:p>
+            <w:pPr>
+              <w:pStyle w:val="29"/>
+              <w:keepNext w:val="0"/>
+              <w:keepLines w:val="0"/>
+              <w:pageBreakBefore w:val="0"/>
+              <w:widowControl w:val="0"/>
+              <w:kinsoku w:val="0"/>
+              <w:wordWrap/>
+              <w:overflowPunct/>
+              <w:topLinePunct w:val="0"/>
+              <w:autoSpaceDE w:val="0"/>
+              <w:autoSpaceDN w:val="0"/>
+              <w:bidi w:val="0"/>
+              <w:adjustRightInd w:val="0"/>
+              <w:snapToGrid w:val="0"/>
+              <w:spacing w:line="240" w:lineRule="auto"/>
+              <w:ind w:left="0" w:leftChars="0" w:right="0" w:rightChars="0" w:firstLine="0" w:firstLineChars="0"/>
+              <w:jc w:val="center"/>
+              <w:textAlignment w:val="baseline"/>
+            </w:pPr>
+            <w:r>
+              <w:t>研发部经理</w:t>
+            </w:r>
+          </w:p>
+        </w:tc>
+        <w:tc>
+          <w:tcPr>
+            <w:tcW w:w="1601" w:type="dxa"/>
+            <w:tcBorders>
+              <w:top w:val="single" w:color="auto" w:sz="4" w:space="0"/>
+              <w:left w:val="single" w:color="auto" w:sz="4" w:space="0"/>
+              <w:bottom w:val="nil"/>
+              <w:right w:val="nil"/>
+            </w:tcBorders>
+            <w:tcMar>
+              <w:top w:w="60" w:type="dxa"/>
+              <w:left w:w="120" w:type="dxa"/>
+              <w:bottom w:w="30" w:type="dxa"/>
+              <w:right w:w="120" w:type="dxa"/>
+            </w:tcMar>
+            <w:vAlign w:val="center"/>
+          </w:tcPr>
+          <w:p>
+            <w:pPr>
+              <w:pStyle w:val="29"/>
+              <w:keepNext w:val="0"/>
+              <w:keepLines w:val="0"/>
+              <w:pageBreakBefore w:val="0"/>
+              <w:widowControl w:val="0"/>
+              <w:kinsoku w:val="0"/>
+              <w:wordWrap/>
+              <w:overflowPunct/>
+              <w:topLinePunct w:val="0"/>
+              <w:autoSpaceDE w:val="0"/>
+              <w:autoSpaceDN w:val="0"/>
+              <w:bidi w:val="0"/>
+              <w:adjustRightInd w:val="0"/>
+              <w:snapToGrid w:val="0"/>
+              <w:spacing w:line="240" w:lineRule="auto"/>
+              <w:ind w:left="0" w:leftChars="0" w:right="0" w:rightChars="0" w:firstLine="0" w:firstLineChars="0"/>
+              <w:jc w:val="center"/>
+              <w:textAlignment w:val="baseline"/>
+            </w:pPr>
+            <w:r>
+              <w:t>研发部</w:t>
+            </w:r>
+          </w:p>
+        </w:tc>
+        <w:tc>
+          <w:tcPr>
+            <w:tcW w:w="3951" w:type="dxa"/>
+            <w:tcBorders>
+              <w:top w:val="single" w:color="auto" w:sz="4" w:space="0"/>
+              <w:left w:val="single" w:color="auto" w:sz="4" w:space="0"/>
+              <w:bottom w:val="nil"/>
+              <w:right w:val="nil"/>
+            </w:tcBorders>
+            <w:tcMar>
+              <w:top w:w="60" w:type="dxa"/>
+              <w:left w:w="120" w:type="dxa"/>
+              <w:bottom w:w="30" w:type="dxa"/>
+              <w:right w:w="120" w:type="dxa"/>
+            </w:tcMar>
+            <w:vAlign w:val="center"/>
+          </w:tcPr>
+          <w:p>
+            <w:pPr>
+              <w:pStyle w:val="29"/>
+              <w:keepNext w:val="0"/>
+              <w:keepLines w:val="0"/>
+              <w:pageBreakBefore w:val="0"/>
+              <w:widowControl w:val="0"/>
+              <w:kinsoku w:val="0"/>
+              <w:wordWrap/>
+              <w:overflowPunct/>
+              <w:topLinePunct w:val="0"/>
+              <w:autoSpaceDE w:val="0"/>
+              <w:autoSpaceDN w:val="0"/>
+              <w:bidi w:val="0"/>
+              <w:adjustRightInd w:val="0"/>
+              <w:snapToGrid w:val="0"/>
+              <w:spacing w:line="240" w:lineRule="auto"/>
+              <w:ind w:left="0" w:leftChars="0" w:right="0" w:rightChars="0" w:firstLine="0" w:firstLineChars="0"/>
+              <w:jc w:val="left"/>
+              <w:textAlignment w:val="baseline"/>
+            </w:pPr>
+            <w:r>
+              <w:t>项目总体规划与技术决策</w:t>
+            </w:r>
+          </w:p>
+        </w:tc>
+        <w:tc>
+          <w:tcPr>
+            <w:tcW w:w="792" w:type="dxa"/>
+            <w:tcBorders>
+              <w:top w:val="single" w:color="auto" w:sz="4" w:space="0"/>
+              <w:left w:val="single" w:color="auto" w:sz="4" w:space="0"/>
+              <w:bottom w:val="nil"/>
+              <w:right w:val="single" w:color="auto" w:sz="12" w:space="0"/>
+            </w:tcBorders>
+            <w:tcMar>
+              <w:top w:w="60" w:type="dxa"/>
+              <w:left w:w="120" w:type="dxa"/>
+              <w:bottom w:w="30" w:type="dxa"/>
+              <w:right w:w="120" w:type="dxa"/>
+            </w:tcMar>
+            <w:vAlign w:val="center"/>
+          </w:tcPr>
+          <w:p>
+            <w:pPr>
+              <w:pStyle w:val="29"/>
+              <w:keepNext w:val="0"/>
+              <w:keepLines w:val="0"/>
+              <w:pageBreakBefore w:val="0"/>
+              <w:widowControl w:val="0"/>
+              <w:kinsoku w:val="0"/>
+              <w:wordWrap/>
+              <w:overflowPunct/>
+              <w:topLinePunct w:val="0"/>
+              <w:autoSpaceDE w:val="0"/>
+              <w:autoSpaceDN w:val="0"/>
+              <w:bidi w:val="0"/>
+              <w:adjustRightInd w:val="0"/>
+              <w:snapToGrid w:val="0"/>
+              <w:spacing w:line="240" w:lineRule="auto"/>
+              <w:ind w:left="0" w:leftChars="0" w:right="0" w:rightChars="0" w:firstLine="0" w:firstLineChars="0"/>
+              <w:jc w:val="left"/>
+              <w:textAlignment w:val="baseline"/>
+            </w:pPr>
+            <w:r>
+              <w:t>1人</w:t>
+            </w:r>
+          </w:p>
+        </w:tc>
+      </w:tr>
+      <w:tr>
+        <w:tblPrEx>
+          <w:tblBorders>
+            <w:top w:val="none" w:color="auto" w:sz="0" w:space="0"/>
+            <w:left w:val="none" w:color="auto" w:sz="0" w:space="0"/>
+            <w:bottom w:val="none" w:color="auto" w:sz="0" w:space="0"/>
+            <w:right w:val="none" w:color="auto" w:sz="0" w:space="0"/>
+            <w:insideH w:val="none" w:color="auto" w:sz="0" w:space="0"/>
+            <w:insideV w:val="none" w:color="auto" w:sz="0" w:space="0"/>
+          </w:tblBorders>
+          <w:tblCellMar>
+            <w:top w:w="0" w:type="dxa"/>
+            <w:left w:w="10" w:type="dxa"/>
+            <w:bottom w:w="0" w:type="dxa"/>
+            <w:right w:w="10" w:type="dxa"/>
+          </w:tblCellMar>
+        </w:tblPrEx>
+        <w:trPr>
+          <w:trHeight w:val="0" w:hRule="atLeast"/>
+          <w:jc w:val="center"/>
+        </w:trPr>
+        <w:tc>
+          <w:tcPr>
+            <w:tcW w:w="1870" w:type="dxa"/>
+            <w:tcBorders>
+              <w:top w:val="single" w:color="auto" w:sz="4" w:space="0"/>
+              <w:left w:val="single" w:color="auto" w:sz="12" w:space="0"/>
+              <w:bottom w:val="nil"/>
+              <w:right w:val="nil"/>
+            </w:tcBorders>
+            <w:tcMar>
+              <w:top w:w="60" w:type="dxa"/>
+              <w:left w:w="120" w:type="dxa"/>
+              <w:bottom w:w="30" w:type="dxa"/>
+              <w:right w:w="120" w:type="dxa"/>
+            </w:tcMar>
+            <w:vAlign w:val="center"/>
+          </w:tcPr>
+          <w:p>
+            <w:pPr>
+              <w:pStyle w:val="29"/>
+              <w:keepNext w:val="0"/>
+              <w:keepLines w:val="0"/>
+              <w:pageBreakBefore w:val="0"/>
+              <w:widowControl w:val="0"/>
+              <w:kinsoku w:val="0"/>
+              <w:wordWrap/>
+              <w:overflowPunct/>
+              <w:topLinePunct w:val="0"/>
+              <w:autoSpaceDE w:val="0"/>
+              <w:autoSpaceDN w:val="0"/>
+              <w:bidi w:val="0"/>
+              <w:adjustRightInd w:val="0"/>
+              <w:snapToGrid w:val="0"/>
+              <w:spacing w:line="240" w:lineRule="auto"/>
+              <w:ind w:left="0" w:leftChars="0" w:right="0" w:rightChars="0" w:firstLine="0" w:firstLineChars="0"/>
+              <w:jc w:val="center"/>
+              <w:textAlignment w:val="baseline"/>
+            </w:pPr>
+            <w:r>
+              <w:t>开发工程师</w:t>
+            </w:r>
+          </w:p>
+        </w:tc>
+        <w:tc>
+          <w:tcPr>
+            <w:tcW w:w="1601" w:type="dxa"/>
+            <w:tcBorders>
+              <w:top w:val="single" w:color="auto" w:sz="4" w:space="0"/>
+              <w:left w:val="single" w:color="auto" w:sz="4" w:space="0"/>
+              <w:bottom w:val="nil"/>
+              <w:right w:val="nil"/>
+            </w:tcBorders>
+            <w:tcMar>
+              <w:top w:w="60" w:type="dxa"/>
+              <w:left w:w="120" w:type="dxa"/>
+              <w:bottom w:w="30" w:type="dxa"/>
+              <w:right w:w="120" w:type="dxa"/>
+            </w:tcMar>
+            <w:vAlign w:val="center"/>
+          </w:tcPr>
+          <w:p>
+            <w:pPr>
+              <w:pStyle w:val="29"/>
+              <w:keepNext w:val="0"/>
+              <w:keepLines w:val="0"/>
+              <w:pageBreakBefore w:val="0"/>
+              <w:widowControl w:val="0"/>
+              <w:kinsoku w:val="0"/>
+              <w:wordWrap/>
+              <w:overflowPunct/>
+              <w:topLinePunct w:val="0"/>
+              <w:autoSpaceDE w:val="0"/>
+              <w:autoSpaceDN w:val="0"/>
+              <w:bidi w:val="0"/>
+              <w:adjustRightInd w:val="0"/>
+              <w:snapToGrid w:val="0"/>
+              <w:spacing w:line="240" w:lineRule="auto"/>
+              <w:ind w:left="0" w:leftChars="0" w:right="0" w:rightChars="0" w:firstLine="0" w:firstLineChars="0"/>
+              <w:jc w:val="center"/>
+              <w:textAlignment w:val="baseline"/>
+            </w:pPr>
+            <w:r>
+              <w:t>研发部</w:t>
+            </w:r>
+          </w:p>
+        </w:tc>
+        <w:tc>
+          <w:tcPr>
+            <w:tcW w:w="3951" w:type="dxa"/>
+            <w:tcBorders>
+              <w:top w:val="single" w:color="auto" w:sz="4" w:space="0"/>
+              <w:left w:val="single" w:color="auto" w:sz="4" w:space="0"/>
+              <w:bottom w:val="nil"/>
+              <w:right w:val="nil"/>
+            </w:tcBorders>
+            <w:tcMar>
+              <w:top w:w="60" w:type="dxa"/>
+              <w:left w:w="120" w:type="dxa"/>
+              <w:bottom w:w="30" w:type="dxa"/>
+              <w:right w:w="120" w:type="dxa"/>
+            </w:tcMar>
+            <w:vAlign w:val="center"/>
+          </w:tcPr>
+          <w:p>
+            <w:pPr>
+              <w:pStyle w:val="29"/>
+              <w:keepNext w:val="0"/>
+              <w:keepLines w:val="0"/>
+              <w:pageBreakBefore w:val="0"/>
+              <w:widowControl w:val="0"/>
+              <w:kinsoku w:val="0"/>
+              <w:wordWrap/>
+              <w:overflowPunct/>
+              <w:topLinePunct w:val="0"/>
+              <w:autoSpaceDE w:val="0"/>
+              <w:autoSpaceDN w:val="0"/>
+              <w:bidi w:val="0"/>
+              <w:adjustRightInd w:val="0"/>
+              <w:snapToGrid w:val="0"/>
+              <w:spacing w:line="240" w:lineRule="auto"/>
+              <w:ind w:left="0" w:leftChars="0" w:right="0" w:rightChars="0" w:firstLine="0" w:firstLineChars="0"/>
+              <w:jc w:val="left"/>
+              <w:textAlignment w:val="baseline"/>
+            </w:pPr>
+            <w:r>
+              <w:t>后端开发、API开发、前端开发</w:t>
+            </w:r>
+          </w:p>
+        </w:tc>
+        <w:tc>
+          <w:tcPr>
+            <w:tcW w:w="792" w:type="dxa"/>
+            <w:tcBorders>
+              <w:top w:val="single" w:color="auto" w:sz="4" w:space="0"/>
+              <w:left w:val="single" w:color="auto" w:sz="4" w:space="0"/>
+              <w:bottom w:val="nil"/>
+              <w:right w:val="single" w:color="auto" w:sz="12" w:space="0"/>
+            </w:tcBorders>
+            <w:tcMar>
+              <w:top w:w="60" w:type="dxa"/>
+              <w:left w:w="120" w:type="dxa"/>
+              <w:bottom w:w="30" w:type="dxa"/>
+              <w:right w:w="120" w:type="dxa"/>
+            </w:tcMar>
+            <w:vAlign w:val="center"/>
+          </w:tcPr>
+          <w:p>
+            <w:pPr>
+              <w:pStyle w:val="29"/>
+              <w:keepNext w:val="0"/>
+              <w:keepLines w:val="0"/>
+              <w:pageBreakBefore w:val="0"/>
+              <w:widowControl w:val="0"/>
+              <w:kinsoku w:val="0"/>
+              <w:wordWrap/>
+              <w:overflowPunct/>
+              <w:topLinePunct w:val="0"/>
+              <w:autoSpaceDE w:val="0"/>
+              <w:autoSpaceDN w:val="0"/>
+              <w:bidi w:val="0"/>
+              <w:adjustRightInd w:val="0"/>
+              <w:snapToGrid w:val="0"/>
+              <w:spacing w:line="240" w:lineRule="auto"/>
+              <w:ind w:left="0" w:leftChars="0" w:right="0" w:rightChars="0" w:firstLine="0" w:firstLineChars="0"/>
+              <w:jc w:val="left"/>
+              <w:textAlignment w:val="baseline"/>
+            </w:pPr>
+            <w:r>
+              <w:t>3人</w:t>
+            </w:r>
+          </w:p>
+        </w:tc>
+      </w:tr>
+      <w:tr>
+        <w:tblPrEx>
+          <w:tblBorders>
+            <w:top w:val="none" w:color="auto" w:sz="0" w:space="0"/>
+            <w:left w:val="none" w:color="auto" w:sz="0" w:space="0"/>
+            <w:bottom w:val="none" w:color="auto" w:sz="0" w:space="0"/>
+            <w:right w:val="none" w:color="auto" w:sz="0" w:space="0"/>
+            <w:insideH w:val="none" w:color="auto" w:sz="0" w:space="0"/>
+            <w:insideV w:val="none" w:color="auto" w:sz="0" w:space="0"/>
+          </w:tblBorders>
+          <w:tblCellMar>
+            <w:top w:w="0" w:type="dxa"/>
+            <w:left w:w="10" w:type="dxa"/>
+            <w:bottom w:w="0" w:type="dxa"/>
+            <w:right w:w="10" w:type="dxa"/>
+          </w:tblCellMar>
+        </w:tblPrEx>
+        <w:trPr>
+          <w:trHeight w:val="0" w:hRule="atLeast"/>
+          <w:jc w:val="center"/>
+        </w:trPr>
+        <w:tc>
+          <w:tcPr>
+            <w:tcW w:w="1870" w:type="dxa"/>
+            <w:tcBorders>
+              <w:top w:val="single" w:color="auto" w:sz="4" w:space="0"/>
+              <w:left w:val="single" w:color="auto" w:sz="12" w:space="0"/>
+              <w:bottom w:val="nil"/>
+              <w:right w:val="nil"/>
+            </w:tcBorders>
+            <w:tcMar>
+              <w:top w:w="60" w:type="dxa"/>
+              <w:left w:w="120" w:type="dxa"/>
+              <w:bottom w:w="30" w:type="dxa"/>
+              <w:right w:w="120" w:type="dxa"/>
+            </w:tcMar>
+            <w:vAlign w:val="center"/>
+          </w:tcPr>
+          <w:p>
+            <w:pPr>
+              <w:pStyle w:val="29"/>
+              <w:keepNext w:val="0"/>
+              <w:keepLines w:val="0"/>
+              <w:pageBreakBefore w:val="0"/>
+              <w:widowControl w:val="0"/>
+              <w:kinsoku w:val="0"/>
+              <w:wordWrap/>
+              <w:overflowPunct/>
+              <w:topLinePunct w:val="0"/>
+              <w:autoSpaceDE w:val="0"/>
+              <w:autoSpaceDN w:val="0"/>
+              <w:bidi w:val="0"/>
+              <w:adjustRightInd w:val="0"/>
+              <w:snapToGrid w:val="0"/>
+              <w:spacing w:line="240" w:lineRule="auto"/>
+              <w:ind w:left="0" w:leftChars="0" w:right="0" w:rightChars="0" w:firstLine="0" w:firstLineChars="0"/>
+              <w:jc w:val="center"/>
+              <w:textAlignment w:val="baseline"/>
+            </w:pPr>
+            <w:r>
+              <w:t>需求分析师</w:t>
+            </w:r>
+          </w:p>
+        </w:tc>
+        <w:tc>
+          <w:tcPr>
+            <w:tcW w:w="1601" w:type="dxa"/>
+            <w:tcBorders>
+              <w:top w:val="single" w:color="auto" w:sz="4" w:space="0"/>
+              <w:left w:val="single" w:color="auto" w:sz="4" w:space="0"/>
+              <w:bottom w:val="nil"/>
+              <w:right w:val="nil"/>
+            </w:tcBorders>
+            <w:tcMar>
+              <w:top w:w="60" w:type="dxa"/>
+              <w:left w:w="120" w:type="dxa"/>
+              <w:bottom w:w="30" w:type="dxa"/>
+              <w:right w:w="120" w:type="dxa"/>
+            </w:tcMar>
+            <w:vAlign w:val="center"/>
+          </w:tcPr>
+          <w:p>
+            <w:pPr>
+              <w:pStyle w:val="29"/>
+              <w:keepNext w:val="0"/>
+              <w:keepLines w:val="0"/>
+              <w:pageBreakBefore w:val="0"/>
+              <w:widowControl w:val="0"/>
+              <w:kinsoku w:val="0"/>
+              <w:wordWrap/>
+              <w:overflowPunct/>
+              <w:topLinePunct w:val="0"/>
+              <w:autoSpaceDE w:val="0"/>
+              <w:autoSpaceDN w:val="0"/>
+              <w:bidi w:val="0"/>
+              <w:adjustRightInd w:val="0"/>
+              <w:snapToGrid w:val="0"/>
+              <w:spacing w:line="240" w:lineRule="auto"/>
+              <w:ind w:left="0" w:leftChars="0" w:right="0" w:rightChars="0" w:firstLine="0" w:firstLineChars="0"/>
+              <w:jc w:val="center"/>
+              <w:textAlignment w:val="baseline"/>
+            </w:pPr>
+            <w:r>
+              <w:t>研发部</w:t>
+            </w:r>
+          </w:p>
+        </w:tc>
+        <w:tc>
+          <w:tcPr>
+            <w:tcW w:w="3951" w:type="dxa"/>
+            <w:tcBorders>
+              <w:top w:val="single" w:color="auto" w:sz="4" w:space="0"/>
+              <w:left w:val="single" w:color="auto" w:sz="4" w:space="0"/>
+              <w:bottom w:val="nil"/>
+              <w:right w:val="nil"/>
+            </w:tcBorders>
+            <w:tcMar>
+              <w:top w:w="60" w:type="dxa"/>
+              <w:left w:w="120" w:type="dxa"/>
+              <w:bottom w:w="30" w:type="dxa"/>
+              <w:right w:w="120" w:type="dxa"/>
+            </w:tcMar>
+            <w:vAlign w:val="center"/>
+          </w:tcPr>
+          <w:p>
+            <w:pPr>
+              <w:pStyle w:val="29"/>
+              <w:keepNext w:val="0"/>
+              <w:keepLines w:val="0"/>
+              <w:pageBreakBefore w:val="0"/>
+              <w:widowControl w:val="0"/>
+              <w:kinsoku w:val="0"/>
+              <w:wordWrap/>
+              <w:overflowPunct/>
+              <w:topLinePunct w:val="0"/>
+              <w:autoSpaceDE w:val="0"/>
+              <w:autoSpaceDN w:val="0"/>
+              <w:bidi w:val="0"/>
+              <w:adjustRightInd w:val="0"/>
+              <w:snapToGrid w:val="0"/>
+              <w:spacing w:line="240" w:lineRule="auto"/>
+              <w:ind w:left="0" w:leftChars="0" w:right="0" w:rightChars="0" w:firstLine="0" w:firstLineChars="0"/>
+              <w:jc w:val="left"/>
+              <w:textAlignment w:val="baseline"/>
+            </w:pPr>
+            <w:r>
+              <w:t>收集分析业务需求</w:t>
+            </w:r>
+          </w:p>
+        </w:tc>
+        <w:tc>
+          <w:tcPr>
+            <w:tcW w:w="792" w:type="dxa"/>
+            <w:tcBorders>
+              <w:top w:val="single" w:color="auto" w:sz="4" w:space="0"/>
+              <w:left w:val="single" w:color="auto" w:sz="4" w:space="0"/>
+              <w:bottom w:val="nil"/>
+              <w:right w:val="single" w:color="auto" w:sz="12" w:space="0"/>
+            </w:tcBorders>
+            <w:tcMar>
+              <w:top w:w="60" w:type="dxa"/>
+              <w:left w:w="120" w:type="dxa"/>
+              <w:bottom w:w="30" w:type="dxa"/>
+              <w:right w:w="120" w:type="dxa"/>
+            </w:tcMar>
+            <w:vAlign w:val="center"/>
+          </w:tcPr>
+          <w:p>
+            <w:pPr>
+              <w:pStyle w:val="29"/>
+              <w:keepNext w:val="0"/>
+              <w:keepLines w:val="0"/>
+              <w:pageBreakBefore w:val="0"/>
+              <w:widowControl w:val="0"/>
+              <w:kinsoku w:val="0"/>
+              <w:wordWrap/>
+              <w:overflowPunct/>
+              <w:topLinePunct w:val="0"/>
+              <w:autoSpaceDE w:val="0"/>
+              <w:autoSpaceDN w:val="0"/>
+              <w:bidi w:val="0"/>
+              <w:adjustRightInd w:val="0"/>
+              <w:snapToGrid w:val="0"/>
+              <w:spacing w:line="240" w:lineRule="auto"/>
+              <w:ind w:left="0" w:leftChars="0" w:right="0" w:rightChars="0" w:firstLine="0" w:firstLineChars="0"/>
+              <w:jc w:val="left"/>
+              <w:textAlignment w:val="baseline"/>
+            </w:pPr>
+            <w:r>
+              <w:t>1人</w:t>
+            </w:r>
+          </w:p>
+        </w:tc>
+      </w:tr>
+      <w:tr>
+        <w:tblPrEx>
+          <w:tblBorders>
+            <w:top w:val="none" w:color="auto" w:sz="0" w:space="0"/>
+            <w:left w:val="none" w:color="auto" w:sz="0" w:space="0"/>
+            <w:bottom w:val="none" w:color="auto" w:sz="0" w:space="0"/>
+            <w:right w:val="none" w:color="auto" w:sz="0" w:space="0"/>
+            <w:insideH w:val="none" w:color="auto" w:sz="0" w:space="0"/>
+            <w:insideV w:val="none" w:color="auto" w:sz="0" w:space="0"/>
+          </w:tblBorders>
+          <w:tblCellMar>
+            <w:top w:w="0" w:type="dxa"/>
+            <w:left w:w="10" w:type="dxa"/>
+            <w:bottom w:w="0" w:type="dxa"/>
+            <w:right w:w="10" w:type="dxa"/>
+          </w:tblCellMar>
+        </w:tblPrEx>
+        <w:trPr>
+          <w:trHeight w:val="0" w:hRule="atLeast"/>
+          <w:jc w:val="center"/>
+        </w:trPr>
+        <w:tc>
+          <w:tcPr>
+            <w:tcW w:w="1870" w:type="dxa"/>
+            <w:tcBorders>
+              <w:top w:val="single" w:color="auto" w:sz="4" w:space="0"/>
+              <w:left w:val="single" w:color="auto" w:sz="12" w:space="0"/>
+              <w:bottom w:val="nil"/>
+              <w:right w:val="nil"/>
+            </w:tcBorders>
+            <w:tcMar>
+              <w:top w:w="60" w:type="dxa"/>
+              <w:left w:w="120" w:type="dxa"/>
+              <w:bottom w:w="30" w:type="dxa"/>
+              <w:right w:w="120" w:type="dxa"/>
+            </w:tcMar>
+            <w:vAlign w:val="center"/>
+          </w:tcPr>
+          <w:p>
+            <w:pPr>
+              <w:pStyle w:val="29"/>
+              <w:keepNext w:val="0"/>
+              <w:keepLines w:val="0"/>
+              <w:pageBreakBefore w:val="0"/>
+              <w:widowControl w:val="0"/>
+              <w:kinsoku w:val="0"/>
+              <w:wordWrap/>
+              <w:overflowPunct/>
+              <w:topLinePunct w:val="0"/>
+              <w:autoSpaceDE w:val="0"/>
+              <w:autoSpaceDN w:val="0"/>
+              <w:bidi w:val="0"/>
+              <w:adjustRightInd w:val="0"/>
+              <w:snapToGrid w:val="0"/>
+              <w:spacing w:line="240" w:lineRule="auto"/>
+              <w:ind w:left="0" w:leftChars="0" w:right="0" w:rightChars="0" w:firstLine="0" w:firstLineChars="0"/>
+              <w:jc w:val="center"/>
+              <w:textAlignment w:val="baseline"/>
+            </w:pPr>
+            <w:r>
+              <w:t>运维项目经理</w:t>
+            </w:r>
+          </w:p>
+        </w:tc>
+        <w:tc>
+          <w:tcPr>
+            <w:tcW w:w="1601" w:type="dxa"/>
+            <w:tcBorders>
+              <w:top w:val="single" w:color="auto" w:sz="4" w:space="0"/>
+              <w:left w:val="single" w:color="auto" w:sz="4" w:space="0"/>
+              <w:bottom w:val="nil"/>
+              <w:right w:val="nil"/>
+            </w:tcBorders>
+            <w:tcMar>
+              <w:top w:w="60" w:type="dxa"/>
+              <w:left w:w="120" w:type="dxa"/>
+              <w:bottom w:w="30" w:type="dxa"/>
+              <w:right w:w="120" w:type="dxa"/>
+            </w:tcMar>
+            <w:vAlign w:val="center"/>
+          </w:tcPr>
+          <w:p>
+            <w:pPr>
+              <w:pStyle w:val="29"/>
+              <w:keepNext w:val="0"/>
+              <w:keepLines w:val="0"/>
+              <w:pageBreakBefore w:val="0"/>
+              <w:widowControl w:val="0"/>
+              <w:kinsoku w:val="0"/>
+              <w:wordWrap/>
+              <w:overflowPunct/>
+              <w:topLinePunct w:val="0"/>
+              <w:autoSpaceDE w:val="0"/>
+              <w:autoSpaceDN w:val="0"/>
+              <w:bidi w:val="0"/>
+              <w:adjustRightInd w:val="0"/>
+              <w:snapToGrid w:val="0"/>
+              <w:spacing w:line="240" w:lineRule="auto"/>
+              <w:ind w:left="0" w:leftChars="0" w:right="0" w:rightChars="0" w:firstLine="0" w:firstLineChars="0"/>
+              <w:jc w:val="center"/>
+              <w:textAlignment w:val="baseline"/>
+            </w:pPr>
+            <w:r>
+              <w:t>运维部</w:t>
+            </w:r>
+          </w:p>
+        </w:tc>
+        <w:tc>
+          <w:tcPr>
+            <w:tcW w:w="3951" w:type="dxa"/>
+            <w:tcBorders>
+              <w:top w:val="single" w:color="auto" w:sz="4" w:space="0"/>
+              <w:left w:val="single" w:color="auto" w:sz="4" w:space="0"/>
+              <w:bottom w:val="nil"/>
+              <w:right w:val="nil"/>
+            </w:tcBorders>
+            <w:tcMar>
+              <w:top w:w="60" w:type="dxa"/>
+              <w:left w:w="120" w:type="dxa"/>
+              <w:bottom w:w="30" w:type="dxa"/>
+              <w:right w:w="120" w:type="dxa"/>
+            </w:tcMar>
+            <w:vAlign w:val="center"/>
+          </w:tcPr>
+          <w:p>
+            <w:pPr>
+              <w:pStyle w:val="29"/>
+              <w:keepNext w:val="0"/>
+              <w:keepLines w:val="0"/>
+              <w:pageBreakBefore w:val="0"/>
+              <w:widowControl w:val="0"/>
+              <w:kinsoku w:val="0"/>
+              <w:wordWrap/>
+              <w:overflowPunct/>
+              <w:topLinePunct w:val="0"/>
+              <w:autoSpaceDE w:val="0"/>
+              <w:autoSpaceDN w:val="0"/>
+              <w:bidi w:val="0"/>
+              <w:adjustRightInd w:val="0"/>
+              <w:snapToGrid w:val="0"/>
+              <w:spacing w:line="240" w:lineRule="auto"/>
+              <w:ind w:left="0" w:leftChars="0" w:right="0" w:rightChars="0" w:firstLine="0" w:firstLineChars="0"/>
+              <w:jc w:val="left"/>
+              <w:textAlignment w:val="baseline"/>
+            </w:pPr>
+            <w:r>
+              <w:t>协调业务资源，参与设计与测试</w:t>
+            </w:r>
+          </w:p>
+        </w:tc>
+        <w:tc>
+          <w:tcPr>
+            <w:tcW w:w="792" w:type="dxa"/>
+            <w:tcBorders>
+              <w:top w:val="single" w:color="auto" w:sz="4" w:space="0"/>
+              <w:left w:val="single" w:color="auto" w:sz="4" w:space="0"/>
+              <w:bottom w:val="nil"/>
+              <w:right w:val="single" w:color="auto" w:sz="12" w:space="0"/>
+            </w:tcBorders>
+            <w:tcMar>
+              <w:top w:w="60" w:type="dxa"/>
+              <w:left w:w="120" w:type="dxa"/>
+              <w:bottom w:w="30" w:type="dxa"/>
+              <w:right w:w="120" w:type="dxa"/>
+            </w:tcMar>
+            <w:vAlign w:val="center"/>
+          </w:tcPr>
+          <w:p>
+            <w:pPr>
+              <w:pStyle w:val="29"/>
+              <w:keepNext w:val="0"/>
+              <w:keepLines w:val="0"/>
+              <w:pageBreakBefore w:val="0"/>
+              <w:widowControl w:val="0"/>
+              <w:kinsoku w:val="0"/>
+              <w:wordWrap/>
+              <w:overflowPunct/>
+              <w:topLinePunct w:val="0"/>
+              <w:autoSpaceDE w:val="0"/>
+              <w:autoSpaceDN w:val="0"/>
+              <w:bidi w:val="0"/>
+              <w:adjustRightInd w:val="0"/>
+              <w:snapToGrid w:val="0"/>
+              <w:spacing w:line="240" w:lineRule="auto"/>
+              <w:ind w:left="0" w:leftChars="0" w:right="0" w:rightChars="0" w:firstLine="0" w:firstLineChars="0"/>
+              <w:jc w:val="left"/>
+              <w:textAlignment w:val="baseline"/>
+            </w:pPr>
+            <w:r>
+              <w:t>1人</w:t>
+            </w:r>
+          </w:p>
+        </w:tc>
+      </w:tr>
+      <w:tr>
+        <w:tblPrEx>
+          <w:tblBorders>
+            <w:top w:val="none" w:color="auto" w:sz="0" w:space="0"/>
+            <w:left w:val="none" w:color="auto" w:sz="0" w:space="0"/>
+            <w:bottom w:val="none" w:color="auto" w:sz="0" w:space="0"/>
+            <w:right w:val="none" w:color="auto" w:sz="0" w:space="0"/>
+            <w:insideH w:val="none" w:color="auto" w:sz="0" w:space="0"/>
+            <w:insideV w:val="none" w:color="auto" w:sz="0" w:space="0"/>
+          </w:tblBorders>
+          <w:tblCellMar>
+            <w:top w:w="0" w:type="dxa"/>
+            <w:left w:w="10" w:type="dxa"/>
+            <w:bottom w:w="0" w:type="dxa"/>
+            <w:right w:w="10" w:type="dxa"/>
+          </w:tblCellMar>
+        </w:tblPrEx>
+        <w:trPr>
+          <w:trHeight w:val="0" w:hRule="atLeast"/>
+          <w:jc w:val="center"/>
+        </w:trPr>
+        <w:tc>
+          <w:tcPr>
+            <w:tcW w:w="1870" w:type="dxa"/>
+            <w:tcBorders>
+              <w:top w:val="single" w:color="auto" w:sz="4" w:space="0"/>
+              <w:left w:val="single" w:color="auto" w:sz="12" w:space="0"/>
+              <w:bottom w:val="single" w:color="auto" w:sz="12" w:space="0"/>
+              <w:right w:val="nil"/>
+            </w:tcBorders>
+            <w:tcMar>
+              <w:top w:w="60" w:type="dxa"/>
+              <w:left w:w="120" w:type="dxa"/>
+              <w:bottom w:w="30" w:type="dxa"/>
+              <w:right w:w="120" w:type="dxa"/>
+            </w:tcMar>
+            <w:vAlign w:val="center"/>
+          </w:tcPr>
+          <w:p>
+            <w:pPr>
+              <w:pStyle w:val="29"/>
+              <w:keepNext w:val="0"/>
+              <w:keepLines w:val="0"/>
+              <w:pageBreakBefore w:val="0"/>
+              <w:widowControl w:val="0"/>
+              <w:kinsoku w:val="0"/>
+              <w:wordWrap/>
+              <w:overflowPunct/>
+              <w:topLinePunct w:val="0"/>
+              <w:autoSpaceDE w:val="0"/>
+              <w:autoSpaceDN w:val="0"/>
+              <w:bidi w:val="0"/>
+              <w:adjustRightInd w:val="0"/>
+              <w:snapToGrid w:val="0"/>
+              <w:spacing w:line="240" w:lineRule="auto"/>
+              <w:ind w:left="0" w:leftChars="0" w:right="0" w:rightChars="0" w:firstLine="0" w:firstLineChars="0"/>
+              <w:jc w:val="center"/>
+              <w:textAlignment w:val="baseline"/>
+            </w:pPr>
+            <w:r>
+              <w:t>质量管理专员</w:t>
+            </w:r>
+          </w:p>
+        </w:tc>
+        <w:tc>
+          <w:tcPr>
+            <w:tcW w:w="1601" w:type="dxa"/>
+            <w:tcBorders>
+              <w:top w:val="single" w:color="auto" w:sz="4" w:space="0"/>
+              <w:left w:val="single" w:color="auto" w:sz="4" w:space="0"/>
+              <w:bottom w:val="single" w:color="auto" w:sz="12" w:space="0"/>
+              <w:right w:val="nil"/>
+            </w:tcBorders>
+            <w:tcMar>
+              <w:top w:w="60" w:type="dxa"/>
+              <w:left w:w="120" w:type="dxa"/>
+              <w:bottom w:w="30" w:type="dxa"/>
+              <w:right w:w="120" w:type="dxa"/>
+            </w:tcMar>
+            <w:vAlign w:val="center"/>
+          </w:tcPr>
+          <w:p>
+            <w:pPr>
+              <w:pStyle w:val="29"/>
+              <w:keepNext w:val="0"/>
+              <w:keepLines w:val="0"/>
+              <w:pageBreakBefore w:val="0"/>
+              <w:widowControl w:val="0"/>
+              <w:kinsoku w:val="0"/>
+              <w:wordWrap/>
+              <w:overflowPunct/>
+              <w:topLinePunct w:val="0"/>
+              <w:autoSpaceDE w:val="0"/>
+              <w:autoSpaceDN w:val="0"/>
+              <w:bidi w:val="0"/>
+              <w:adjustRightInd w:val="0"/>
+              <w:snapToGrid w:val="0"/>
+              <w:spacing w:line="240" w:lineRule="auto"/>
+              <w:ind w:left="0" w:leftChars="0" w:right="0" w:rightChars="0" w:firstLine="0" w:firstLineChars="0"/>
+              <w:jc w:val="center"/>
+              <w:textAlignment w:val="baseline"/>
+            </w:pPr>
+            <w:r>
+              <w:t>质量管理部</w:t>
+            </w:r>
+          </w:p>
+        </w:tc>
+        <w:tc>
+          <w:tcPr>
+            <w:tcW w:w="3951" w:type="dxa"/>
+            <w:tcBorders>
+              <w:top w:val="single" w:color="auto" w:sz="4" w:space="0"/>
+              <w:left w:val="single" w:color="auto" w:sz="4" w:space="0"/>
+              <w:bottom w:val="single" w:color="auto" w:sz="12" w:space="0"/>
+              <w:right w:val="nil"/>
+            </w:tcBorders>
+            <w:tcMar>
+              <w:top w:w="60" w:type="dxa"/>
+              <w:left w:w="120" w:type="dxa"/>
+              <w:bottom w:w="30" w:type="dxa"/>
+              <w:right w:w="120" w:type="dxa"/>
+            </w:tcMar>
+            <w:vAlign w:val="center"/>
+          </w:tcPr>
+          <w:p>
+            <w:pPr>
+              <w:pStyle w:val="29"/>
+              <w:keepNext w:val="0"/>
+              <w:keepLines w:val="0"/>
+              <w:pageBreakBefore w:val="0"/>
+              <w:widowControl w:val="0"/>
+              <w:kinsoku w:val="0"/>
+              <w:wordWrap/>
+              <w:overflowPunct/>
+              <w:topLinePunct w:val="0"/>
+              <w:autoSpaceDE w:val="0"/>
+              <w:autoSpaceDN w:val="0"/>
+              <w:bidi w:val="0"/>
+              <w:adjustRightInd w:val="0"/>
+              <w:snapToGrid w:val="0"/>
+              <w:spacing w:line="240" w:lineRule="auto"/>
+              <w:ind w:left="0" w:leftChars="0" w:right="0" w:rightChars="0" w:firstLine="0" w:firstLineChars="0"/>
+              <w:jc w:val="left"/>
+              <w:textAlignment w:val="baseline"/>
+            </w:pPr>
+            <w:r>
+              <w:t>监督研发过程质量</w:t>
+            </w:r>
+          </w:p>
+        </w:tc>
+        <w:tc>
+          <w:tcPr>
+            <w:tcW w:w="792" w:type="dxa"/>
+            <w:tcBorders>
+              <w:top w:val="single" w:color="auto" w:sz="4" w:space="0"/>
+              <w:left w:val="single" w:color="auto" w:sz="4" w:space="0"/>
+              <w:bottom w:val="single" w:color="auto" w:sz="12" w:space="0"/>
+              <w:right w:val="single" w:color="auto" w:sz="12" w:space="0"/>
+            </w:tcBorders>
+            <w:tcMar>
+              <w:top w:w="60" w:type="dxa"/>
+              <w:left w:w="120" w:type="dxa"/>
+              <w:bottom w:w="30" w:type="dxa"/>
+              <w:right w:w="120" w:type="dxa"/>
+            </w:tcMar>
+            <w:vAlign w:val="center"/>
+          </w:tcPr>
+          <w:p>
+            <w:pPr>
+              <w:pStyle w:val="29"/>
+              <w:keepNext w:val="0"/>
+              <w:keepLines w:val="0"/>
+              <w:pageBreakBefore w:val="0"/>
+              <w:widowControl w:val="0"/>
+              <w:kinsoku w:val="0"/>
+              <w:wordWrap/>
+              <w:overflowPunct/>
+              <w:topLinePunct w:val="0"/>
+              <w:autoSpaceDE w:val="0"/>
+              <w:autoSpaceDN w:val="0"/>
+              <w:bidi w:val="0"/>
+              <w:adjustRightInd w:val="0"/>
+              <w:snapToGrid w:val="0"/>
+              <w:spacing w:line="240" w:lineRule="auto"/>
+              <w:ind w:left="0" w:leftChars="0" w:right="0" w:rightChars="0" w:firstLine="0" w:firstLineChars="0"/>
+              <w:jc w:val="left"/>
+              <w:textAlignment w:val="baseline"/>
+            </w:pPr>
+            <w:r>
+              <w:t>1人</w:t>
+            </w:r>
+          </w:p>
+        </w:tc>
+      </w:tr>
+    </w:tbl>
+    <w:p>
+      <w:pPr>
+        <w:pStyle w:val="30"/>
+        <w:bidi w:val="0"/>
+        <w:rPr>
+          <w:rFonts w:hint="default"/>
+          <w:lang w:val="en-US" w:eastAsia="zh-CN"/>
+        </w:rPr>
+      </w:pPr>
+      <w:bookmarkStart w:id="10" w:name="_Toc11428"/>
+      <w:r>
+        <w:rPr>
+          <w:rFonts w:hint="eastAsia"/>
+          <w:lang w:val="en-US" w:eastAsia="zh-CN"/>
+        </w:rPr>
+        <w:t>研发经费使用情况</w:t>
+      </w:r>
+      <w:bookmarkEnd w:id="10"/>
     </w:p>
     <w:p>
       <w:pPr>
@@ -8237,7 +9343,7 @@
           <w:lang w:val="en-US" w:eastAsia="zh-CN"/>
         </w:rPr>
       </w:pPr>
-      <w:bookmarkStart w:id="9" w:name="_Toc3778"/>
+      <w:bookmarkStart w:id="11" w:name="_Toc9577"/>
       <w:r>
         <w:rPr>
           <w:rFonts w:hint="eastAsia"/>
@@ -8252,7 +9358,7 @@
         </w:rPr>
         <w:t>工作计划</w:t>
       </w:r>
-      <w:bookmarkEnd w:id="9"/>
+      <w:bookmarkEnd w:id="11"/>
     </w:p>
     <w:p>
       <w:pPr>

--- a/7-技术管理/运行记录类文件/TXHS-07-05-2026年度1-4月运维服务技术研发报告.docx
+++ b/7-技术管理/运行记录类文件/TXHS-07-05-2026年度1-4月运维服务技术研发报告.docx
@@ -21,7 +21,7 @@
         <w:spacing w:before="3120" w:beforeLines="1000"/>
         <w:textAlignment w:val="baseline"/>
       </w:pPr>
-      <w:bookmarkStart w:id="0" w:name="_Toc8684"/>
+      <w:bookmarkStart w:id="0" w:name="_Toc13779"/>
       <w:r>
         <w:drawing>
           <wp:anchor distT="0" distB="0" distL="114300" distR="114300" simplePos="0" relativeHeight="251661312" behindDoc="1" locked="0" layoutInCell="1" allowOverlap="1">
@@ -210,7 +210,7 @@
           <w:lang w:val="en-US" w:eastAsia="zh-CN"/>
         </w:rPr>
       </w:pPr>
-      <w:bookmarkStart w:id="1" w:name="_Toc29081"/>
+      <w:bookmarkStart w:id="1" w:name="_Toc4390"/>
       <w:r>
         <w:rPr>
           <w:rFonts w:hint="eastAsia"/>
@@ -351,12 +351,6 @@
             <w:insideH w:val="none" w:color="auto" w:sz="0" w:space="0"/>
             <w:insideV w:val="none" w:color="auto" w:sz="0" w:space="0"/>
           </w:tblBorders>
-          <w:tblCellMar>
-            <w:top w:w="0" w:type="dxa"/>
-            <w:left w:w="108" w:type="dxa"/>
-            <w:bottom w:w="0" w:type="dxa"/>
-            <w:right w:w="108" w:type="dxa"/>
-          </w:tblCellMar>
         </w:tblPrEx>
         <w:trPr>
           <w:trHeight w:val="810" w:hRule="atLeast"/>
@@ -2153,7 +2147,7 @@
               <w:rFonts w:hint="eastAsia" w:ascii="宋体" w:hAnsi="宋体" w:eastAsia="宋体" w:cs="宋体"/>
               <w:szCs w:val="24"/>
             </w:rPr>
-            <w:instrText xml:space="preserve"> HYPERLINK \l _Toc8684 </w:instrText>
+            <w:instrText xml:space="preserve"> HYPERLINK \l _Toc13779 </w:instrText>
           </w:r>
           <w:r>
             <w:rPr>
@@ -2176,7 +2170,7 @@
             <w:fldChar w:fldCharType="begin"/>
           </w:r>
           <w:r>
-            <w:instrText xml:space="preserve"> PAGEREF _Toc8684 \h </w:instrText>
+            <w:instrText xml:space="preserve"> PAGEREF _Toc13779 \h </w:instrText>
           </w:r>
           <w:r>
             <w:fldChar w:fldCharType="separate"/>
@@ -2214,7 +2208,7 @@
               <w:rFonts w:hint="eastAsia" w:ascii="宋体" w:hAnsi="宋体" w:eastAsia="宋体" w:cs="宋体"/>
               <w:szCs w:val="24"/>
             </w:rPr>
-            <w:instrText xml:space="preserve"> HYPERLINK \l _Toc29081 </w:instrText>
+            <w:instrText xml:space="preserve"> HYPERLINK \l _Toc4390 </w:instrText>
           </w:r>
           <w:r>
             <w:rPr>
@@ -2237,7 +2231,7 @@
             <w:fldChar w:fldCharType="begin"/>
           </w:r>
           <w:r>
-            <w:instrText xml:space="preserve"> PAGEREF _Toc29081 \h </w:instrText>
+            <w:instrText xml:space="preserve"> PAGEREF _Toc4390 \h </w:instrText>
           </w:r>
           <w:r>
             <w:fldChar w:fldCharType="separate"/>
@@ -2275,7 +2269,7 @@
               <w:rFonts w:hint="eastAsia" w:ascii="宋体" w:hAnsi="宋体" w:eastAsia="宋体" w:cs="宋体"/>
               <w:szCs w:val="24"/>
             </w:rPr>
-            <w:instrText xml:space="preserve"> HYPERLINK \l _Toc20628 </w:instrText>
+            <w:instrText xml:space="preserve"> HYPERLINK \l _Toc7959 </w:instrText>
           </w:r>
           <w:r>
             <w:rPr>
@@ -2305,7 +2299,7 @@
             <w:fldChar w:fldCharType="begin"/>
           </w:r>
           <w:r>
-            <w:instrText xml:space="preserve"> PAGEREF _Toc20628 \h </w:instrText>
+            <w:instrText xml:space="preserve"> PAGEREF _Toc7959 \h </w:instrText>
           </w:r>
           <w:r>
             <w:fldChar w:fldCharType="separate"/>
@@ -2343,7 +2337,7 @@
               <w:rFonts w:hint="eastAsia" w:ascii="宋体" w:hAnsi="宋体" w:eastAsia="宋体" w:cs="宋体"/>
               <w:szCs w:val="24"/>
             </w:rPr>
-            <w:instrText xml:space="preserve"> HYPERLINK \l _Toc16906 </w:instrText>
+            <w:instrText xml:space="preserve"> HYPERLINK \l _Toc21053 </w:instrText>
           </w:r>
           <w:r>
             <w:rPr>
@@ -2373,7 +2367,7 @@
             <w:fldChar w:fldCharType="begin"/>
           </w:r>
           <w:r>
-            <w:instrText xml:space="preserve"> PAGEREF _Toc16906 \h </w:instrText>
+            <w:instrText xml:space="preserve"> PAGEREF _Toc21053 \h </w:instrText>
           </w:r>
           <w:r>
             <w:fldChar w:fldCharType="separate"/>
@@ -2411,7 +2405,7 @@
               <w:rFonts w:hint="eastAsia" w:ascii="宋体" w:hAnsi="宋体" w:eastAsia="宋体" w:cs="宋体"/>
               <w:szCs w:val="24"/>
             </w:rPr>
-            <w:instrText xml:space="preserve"> HYPERLINK \l _Toc6438 </w:instrText>
+            <w:instrText xml:space="preserve"> HYPERLINK \l _Toc11213 </w:instrText>
           </w:r>
           <w:r>
             <w:rPr>
@@ -2441,7 +2435,7 @@
             <w:fldChar w:fldCharType="begin"/>
           </w:r>
           <w:r>
-            <w:instrText xml:space="preserve"> PAGEREF _Toc6438 \h </w:instrText>
+            <w:instrText xml:space="preserve"> PAGEREF _Toc11213 \h </w:instrText>
           </w:r>
           <w:r>
             <w:fldChar w:fldCharType="separate"/>
@@ -2479,7 +2473,7 @@
               <w:rFonts w:hint="eastAsia" w:ascii="宋体" w:hAnsi="宋体" w:eastAsia="宋体" w:cs="宋体"/>
               <w:szCs w:val="24"/>
             </w:rPr>
-            <w:instrText xml:space="preserve"> HYPERLINK \l _Toc19783 </w:instrText>
+            <w:instrText xml:space="preserve"> HYPERLINK \l _Toc26694 </w:instrText>
           </w:r>
           <w:r>
             <w:rPr>
@@ -2509,7 +2503,7 @@
             <w:fldChar w:fldCharType="begin"/>
           </w:r>
           <w:r>
-            <w:instrText xml:space="preserve"> PAGEREF _Toc19783 \h </w:instrText>
+            <w:instrText xml:space="preserve"> PAGEREF _Toc26694 \h </w:instrText>
           </w:r>
           <w:r>
             <w:fldChar w:fldCharType="separate"/>
@@ -2547,7 +2541,7 @@
               <w:rFonts w:hint="eastAsia" w:ascii="宋体" w:hAnsi="宋体" w:eastAsia="宋体" w:cs="宋体"/>
               <w:szCs w:val="24"/>
             </w:rPr>
-            <w:instrText xml:space="preserve"> HYPERLINK \l _Toc4278 </w:instrText>
+            <w:instrText xml:space="preserve"> HYPERLINK \l _Toc12500 </w:instrText>
           </w:r>
           <w:r>
             <w:rPr>
@@ -2577,7 +2571,7 @@
             <w:fldChar w:fldCharType="begin"/>
           </w:r>
           <w:r>
-            <w:instrText xml:space="preserve"> PAGEREF _Toc4278 \h </w:instrText>
+            <w:instrText xml:space="preserve"> PAGEREF _Toc12500 \h </w:instrText>
           </w:r>
           <w:r>
             <w:fldChar w:fldCharType="separate"/>
@@ -2615,7 +2609,7 @@
               <w:rFonts w:hint="eastAsia" w:ascii="宋体" w:hAnsi="宋体" w:eastAsia="宋体" w:cs="宋体"/>
               <w:szCs w:val="24"/>
             </w:rPr>
-            <w:instrText xml:space="preserve"> HYPERLINK \l _Toc16999 </w:instrText>
+            <w:instrText xml:space="preserve"> HYPERLINK \l _Toc4333 </w:instrText>
           </w:r>
           <w:r>
             <w:rPr>
@@ -2645,7 +2639,7 @@
             <w:fldChar w:fldCharType="begin"/>
           </w:r>
           <w:r>
-            <w:instrText xml:space="preserve"> PAGEREF _Toc16999 \h </w:instrText>
+            <w:instrText xml:space="preserve"> PAGEREF _Toc4333 \h </w:instrText>
           </w:r>
           <w:r>
             <w:fldChar w:fldCharType="separate"/>
@@ -2683,7 +2677,7 @@
               <w:rFonts w:hint="eastAsia" w:ascii="宋体" w:hAnsi="宋体" w:eastAsia="宋体" w:cs="宋体"/>
               <w:szCs w:val="24"/>
             </w:rPr>
-            <w:instrText xml:space="preserve"> HYPERLINK \l _Toc9991 </w:instrText>
+            <w:instrText xml:space="preserve"> HYPERLINK \l _Toc26691 </w:instrText>
           </w:r>
           <w:r>
             <w:rPr>
@@ -2713,7 +2707,7 @@
             <w:fldChar w:fldCharType="begin"/>
           </w:r>
           <w:r>
-            <w:instrText xml:space="preserve"> PAGEREF _Toc9991 \h </w:instrText>
+            <w:instrText xml:space="preserve"> PAGEREF _Toc26691 \h </w:instrText>
           </w:r>
           <w:r>
             <w:fldChar w:fldCharType="separate"/>
@@ -2751,7 +2745,7 @@
               <w:rFonts w:hint="eastAsia" w:ascii="宋体" w:hAnsi="宋体" w:eastAsia="宋体" w:cs="宋体"/>
               <w:szCs w:val="24"/>
             </w:rPr>
-            <w:instrText xml:space="preserve"> HYPERLINK \l _Toc772 </w:instrText>
+            <w:instrText xml:space="preserve"> HYPERLINK \l _Toc19594 </w:instrText>
           </w:r>
           <w:r>
             <w:rPr>
@@ -2781,7 +2775,7 @@
             <w:fldChar w:fldCharType="begin"/>
           </w:r>
           <w:r>
-            <w:instrText xml:space="preserve"> PAGEREF _Toc772 \h </w:instrText>
+            <w:instrText xml:space="preserve"> PAGEREF _Toc19594 \h </w:instrText>
           </w:r>
           <w:r>
             <w:fldChar w:fldCharType="separate"/>
@@ -2819,7 +2813,7 @@
               <w:rFonts w:hint="eastAsia" w:ascii="宋体" w:hAnsi="宋体" w:eastAsia="宋体" w:cs="宋体"/>
               <w:szCs w:val="24"/>
             </w:rPr>
-            <w:instrText xml:space="preserve"> HYPERLINK \l _Toc11428 </w:instrText>
+            <w:instrText xml:space="preserve"> HYPERLINK \l _Toc11597 </w:instrText>
           </w:r>
           <w:r>
             <w:rPr>
@@ -2849,7 +2843,7 @@
             <w:fldChar w:fldCharType="begin"/>
           </w:r>
           <w:r>
-            <w:instrText xml:space="preserve"> PAGEREF _Toc11428 \h </w:instrText>
+            <w:instrText xml:space="preserve"> PAGEREF _Toc11597 \h </w:instrText>
           </w:r>
           <w:r>
             <w:fldChar w:fldCharType="separate"/>
@@ -2887,7 +2881,7 @@
               <w:rFonts w:hint="eastAsia" w:ascii="宋体" w:hAnsi="宋体" w:eastAsia="宋体" w:cs="宋体"/>
               <w:szCs w:val="24"/>
             </w:rPr>
-            <w:instrText xml:space="preserve"> HYPERLINK \l _Toc9577 </w:instrText>
+            <w:instrText xml:space="preserve"> HYPERLINK \l _Toc15600 </w:instrText>
           </w:r>
           <w:r>
             <w:rPr>
@@ -2924,7 +2918,7 @@
             <w:fldChar w:fldCharType="begin"/>
           </w:r>
           <w:r>
-            <w:instrText xml:space="preserve"> PAGEREF _Toc9577 \h </w:instrText>
+            <w:instrText xml:space="preserve"> PAGEREF _Toc15600 \h </w:instrText>
           </w:r>
           <w:r>
             <w:fldChar w:fldCharType="separate"/>
@@ -3040,7 +3034,7 @@
           <w:lang w:val="en-US" w:eastAsia="zh-CN"/>
         </w:rPr>
       </w:pPr>
-      <w:bookmarkStart w:id="2" w:name="_Toc20628"/>
+      <w:bookmarkStart w:id="2" w:name="_Toc7959"/>
       <w:r>
         <w:rPr>
           <w:rFonts w:hint="eastAsia"/>
@@ -3097,7 +3091,7 @@
           <w:lang w:val="en-US" w:eastAsia="zh-CN"/>
         </w:rPr>
       </w:pPr>
-      <w:bookmarkStart w:id="3" w:name="_Toc16906"/>
+      <w:bookmarkStart w:id="3" w:name="_Toc21053"/>
       <w:r>
         <w:rPr>
           <w:rFonts w:hint="eastAsia"/>
@@ -3129,7 +3123,7 @@
           <w:lang w:val="en-US" w:eastAsia="zh-CN"/>
         </w:rPr>
       </w:pPr>
-      <w:bookmarkStart w:id="4" w:name="_Toc6438"/>
+      <w:bookmarkStart w:id="4" w:name="_Toc11213"/>
       <w:r>
         <w:rPr>
           <w:rFonts w:hint="eastAsia"/>
@@ -4220,7 +4214,7 @@
           <w:lang w:val="en-US" w:eastAsia="zh-CN"/>
         </w:rPr>
       </w:pPr>
-      <w:bookmarkStart w:id="5" w:name="_Toc19783"/>
+      <w:bookmarkStart w:id="5" w:name="_Toc26694"/>
       <w:r>
         <w:rPr>
           <w:rFonts w:hint="eastAsia"/>
@@ -5323,7 +5317,7 @@
           <w:lang w:val="en-US" w:eastAsia="zh-CN"/>
         </w:rPr>
       </w:pPr>
-      <w:bookmarkStart w:id="6" w:name="_Toc4278"/>
+      <w:bookmarkStart w:id="6" w:name="_Toc12500"/>
       <w:r>
         <w:rPr>
           <w:rFonts w:hint="eastAsia"/>
@@ -6566,7 +6560,7 @@
           <w:lang w:val="en-US" w:eastAsia="zh-CN"/>
         </w:rPr>
       </w:pPr>
-      <w:bookmarkStart w:id="7" w:name="_Toc16999"/>
+      <w:bookmarkStart w:id="7" w:name="_Toc4333"/>
       <w:r>
         <w:rPr>
           <w:rFonts w:hint="eastAsia"/>
@@ -6613,6 +6607,7 @@
             <w:insideH w:val="none" w:color="auto" w:sz="0" w:space="0"/>
             <w:insideV w:val="none" w:color="auto" w:sz="0" w:space="0"/>
           </w:tblBorders>
+          <w:shd w:val="clear" w:color="auto" w:fill="auto"/>
           <w:tblCellMar>
             <w:top w:w="15" w:type="dxa"/>
             <w:left w:w="15" w:type="dxa"/>
@@ -7067,7 +7062,6 @@
             <w:insideH w:val="none" w:color="auto" w:sz="0" w:space="0"/>
             <w:insideV w:val="none" w:color="auto" w:sz="0" w:space="0"/>
           </w:tblBorders>
-          <w:shd w:val="clear" w:color="auto" w:fill="auto"/>
           <w:tblCellMar>
             <w:top w:w="15" w:type="dxa"/>
             <w:left w:w="15" w:type="dxa"/>
@@ -7747,6 +7741,7 @@
             <w:insideH w:val="none" w:color="auto" w:sz="0" w:space="0"/>
             <w:insideV w:val="none" w:color="auto" w:sz="0" w:space="0"/>
           </w:tblBorders>
+          <w:shd w:val="clear" w:color="auto" w:fill="auto"/>
           <w:tblCellMar>
             <w:top w:w="15" w:type="dxa"/>
             <w:left w:w="15" w:type="dxa"/>
@@ -7988,7 +7983,7 @@
           <w:lang w:val="en-US" w:eastAsia="zh-CN"/>
         </w:rPr>
       </w:pPr>
-      <w:bookmarkStart w:id="8" w:name="_Toc9991"/>
+      <w:bookmarkStart w:id="8" w:name="_Toc26691"/>
       <w:r>
         <w:rPr>
           <w:rFonts w:hint="eastAsia"/>
@@ -8007,7 +8002,7 @@
           <w:lang w:val="en-US" w:eastAsia="zh-CN"/>
         </w:rPr>
       </w:pPr>
-      <w:bookmarkStart w:id="9" w:name="_Toc772"/>
+      <w:bookmarkStart w:id="9" w:name="_Toc19594"/>
       <w:r>
         <w:rPr>
           <w:rFonts w:hint="eastAsia"/>
@@ -9259,7 +9254,7 @@
           <w:lang w:val="en-US" w:eastAsia="zh-CN"/>
         </w:rPr>
       </w:pPr>
-      <w:bookmarkStart w:id="10" w:name="_Toc11428"/>
+      <w:bookmarkStart w:id="10" w:name="_Toc11597"/>
       <w:r>
         <w:rPr>
           <w:rFonts w:hint="eastAsia"/>
@@ -9343,7 +9338,7 @@
           <w:lang w:val="en-US" w:eastAsia="zh-CN"/>
         </w:rPr>
       </w:pPr>
-      <w:bookmarkStart w:id="11" w:name="_Toc9577"/>
+      <w:bookmarkStart w:id="11" w:name="_Toc15600"/>
       <w:r>
         <w:rPr>
           <w:rFonts w:hint="eastAsia"/>
